--- a/A4_Group5_Submission_Package/A4_Sustainable_Retailing_Report_Group5.docx
+++ b/A4_Group5_Submission_Package/A4_Sustainable_Retailing_Report_Group5.docx
@@ -48,8 +48,19 @@
           <w:sz w:val="40"/>
           <w:szCs w:val="40"/>
         </w:rPr>
-        <w:t>Consumer Sustainability Literacy, Attitudes and Behaviour</w:t>
-      </w:r>
+        <w:t xml:space="preserve">Consumer Sustainability Literacy, Attitudes and </w:t>
+      </w:r>
+      <w:proofErr w:type="spellStart"/>
+      <w:r>
+        <w:rPr>
+          <w:b/>
+          <w:bCs/>
+          <w:sz w:val="40"/>
+          <w:szCs w:val="40"/>
+        </w:rPr>
+        <w:t>Behaviour</w:t>
+      </w:r>
+      <w:proofErr w:type="spellEnd"/>
     </w:p>
     <w:p>
       <w:pPr>
@@ -123,7 +134,15 @@
         <w:spacing w:after="80"/>
       </w:pPr>
       <w:r>
-        <w:t>How does sustainability literacy interact with measures of sustainability attitudes and behaviour (Task 2, Section 4)?</w:t>
+        <w:t xml:space="preserve">How does sustainability literacy interact with measures of sustainability attitudes and </w:t>
+      </w:r>
+      <w:proofErr w:type="spellStart"/>
+      <w:r>
+        <w:t>behaviour</w:t>
+      </w:r>
+      <w:proofErr w:type="spellEnd"/>
+      <w:r>
+        <w:t xml:space="preserve"> (Task 2, Section 4)?</w:t>
       </w:r>
     </w:p>
     <w:p>
@@ -136,7 +155,15 @@
         <w:spacing w:after="80"/>
       </w:pPr>
       <w:r>
-        <w:t>What should a large New Zealand retailer do about these literacy levels, attitudes and behaviours (Task 3, Section 6)?</w:t>
+        <w:t xml:space="preserve">What should a large New Zealand retailer do about these literacy levels, attitudes and </w:t>
+      </w:r>
+      <w:proofErr w:type="spellStart"/>
+      <w:r>
+        <w:t>behaviours</w:t>
+      </w:r>
+      <w:proofErr w:type="spellEnd"/>
+      <w:r>
+        <w:t xml:space="preserve"> (Task 3, Section 6)?</w:t>
       </w:r>
     </w:p>
     <w:p>
@@ -165,7 +192,23 @@
         <w:jc w:val="both"/>
       </w:pPr>
       <w:r>
-        <w:t>New Zealand retailers face growing consumer expectations to operate sustainably. This report uses survey data from 1,042 New Zealanders collected in Perceptive’s July 2020 Omnibus survey (Perceptive, 2020a) to assess consumers’ self-reported sustainability literacy, to examine how literacy relates to sustainability attitudes and behaviour, and to recommend actions for Countdown, one of the two retailers respondents most associated with sustainability.</w:t>
+        <w:t xml:space="preserve">New Zealand retailers face growing consumer expectations to operate sustainably. This report uses survey data from 1,042 New Zealanders collected in </w:t>
+      </w:r>
+      <w:proofErr w:type="spellStart"/>
+      <w:r>
+        <w:t>Perceptive’s</w:t>
+      </w:r>
+      <w:proofErr w:type="spellEnd"/>
+      <w:r>
+        <w:t xml:space="preserve"> July 2020 Omnibus survey (Perceptive, 2020a) to assess consumers’ self-reported sustainability literacy, to examine how literacy relates to sustainability attitudes and </w:t>
+      </w:r>
+      <w:proofErr w:type="spellStart"/>
+      <w:r>
+        <w:t>behaviour</w:t>
+      </w:r>
+      <w:proofErr w:type="spellEnd"/>
+      <w:r>
+        <w:t>, and to recommend actions for Countdown, one of the two retailers respondents most associated with sustainability.</w:t>
       </w:r>
     </w:p>
     <w:p>
@@ -174,10 +217,15 @@
         <w:jc w:val="both"/>
       </w:pPr>
       <w:r>
-        <w:t>Self-reported literacy is moderate (3.47 on a 1-5 scale) and varies across subgroups: females score slightly higher than males, consumers aged 18-34 score higher than those aged 55 and over, while income differences are small. Literacy is strongly linked to attitudes and behaviour. Consumers with higher literacy rate every retail sustainability domain as more important, are twice as likely to buy sustainable products often (71% versus 36%), and are more than twice as likely to pay a premium for them (71% ve</w:t>
-      </w:r>
-      <w:r>
-        <w:t>rsus 22%).</w:t>
+        <w:t xml:space="preserve">Self-reported literacy is moderate (3.47 on a 1-5 scale) and varies across subgroups: females score slightly higher than males, consumers aged 18-34 score higher than those aged 55 and over, while income differences are small. Literacy is strongly linked to attitudes and </w:t>
+      </w:r>
+      <w:proofErr w:type="spellStart"/>
+      <w:r>
+        <w:t>behaviour</w:t>
+      </w:r>
+      <w:proofErr w:type="spellEnd"/>
+      <w:r>
+        <w:t>. Consumers with higher literacy rate every retail sustainability domain as more important, are twice as likely to buy sustainable products often (71% versus 36%), and are more than twice as likely to pay a premium for them (71% versus 22%).</w:t>
       </w:r>
     </w:p>
     <w:p>
@@ -186,7 +234,23 @@
         <w:jc w:val="both"/>
       </w:pPr>
       <w:r>
-        <w:t>Five recommendations are made for Countdown, centred on building customer literacy, keeping sustainable products affordable, and providing infrastructure such as packaging take-back that makes sustainable behaviour easy for all customers.</w:t>
+        <w:t xml:space="preserve">Five recommendations are made for Countdown, </w:t>
+      </w:r>
+      <w:proofErr w:type="spellStart"/>
+      <w:r>
+        <w:t>centred</w:t>
+      </w:r>
+      <w:proofErr w:type="spellEnd"/>
+      <w:r>
+        <w:t xml:space="preserve"> on building customer literacy, keeping sustainable products affordable, and providing infrastructure such as packaging take-back that makes sustainable </w:t>
+      </w:r>
+      <w:proofErr w:type="spellStart"/>
+      <w:r>
+        <w:t>behaviour</w:t>
+      </w:r>
+      <w:proofErr w:type="spellEnd"/>
+      <w:r>
+        <w:t xml:space="preserve"> easy for all customers.</w:t>
       </w:r>
     </w:p>
     <w:p>
@@ -206,7 +270,15 @@
         <w:jc w:val="both"/>
       </w:pPr>
       <w:r>
-        <w:t xml:space="preserve">Sustainability has moved from a peripheral concern to a central issue for New Zealand retailers, driven by regulation such as the 2019 plastic bag ban and by customers who increasingly scrutinise the environmental and social record of the brands they buy from </w:t>
+        <w:t xml:space="preserve">Sustainability has moved from a peripheral concern to a central issue for New Zealand retailers, driven by regulation such as the 2019 plastic bag ban and by customers who increasingly </w:t>
+      </w:r>
+      <w:proofErr w:type="spellStart"/>
+      <w:r>
+        <w:t>scrutinise</w:t>
+      </w:r>
+      <w:proofErr w:type="spellEnd"/>
+      <w:r>
+        <w:t xml:space="preserve"> the environmental and social record of the brands they buy from </w:t>
       </w:r>
       <w:r>
         <w:lastRenderedPageBreak/>
@@ -219,7 +291,23 @@
         <w:jc w:val="both"/>
       </w:pPr>
       <w:r>
-        <w:t>This report addresses that question using data from Perceptive’s July 2020 Omnibus survey of 1,042 New Zealanders, weighted to match the national population (Perceptive, 2020a, 2020b). Respondents rated nine statements measuring sustainability literacy, the importance of 25 retailer sustainability practices grouped into seven domains, their purchase behaviour and willingness to pay. Composites were compared across subgroups using t-tests and one-way analysis of variance (ANOVA).</w:t>
+        <w:t xml:space="preserve">This report addresses that question using data from </w:t>
+      </w:r>
+      <w:proofErr w:type="spellStart"/>
+      <w:r>
+        <w:t>Perceptive’s</w:t>
+      </w:r>
+      <w:proofErr w:type="spellEnd"/>
+      <w:r>
+        <w:t xml:space="preserve"> July 2020 Omnibus survey of 1,042 New Zealanders, weighted to match the national population (Perceptive, 2020a, 2020b). Respondents rated nine statements measuring sustainability literacy, the importance of 25 retailer sustainability practices grouped into seven domains, their purchase </w:t>
+      </w:r>
+      <w:proofErr w:type="spellStart"/>
+      <w:r>
+        <w:t>behaviour</w:t>
+      </w:r>
+      <w:proofErr w:type="spellEnd"/>
+      <w:r>
+        <w:t xml:space="preserve"> and willingness to pay. Composites were compared across subgroups using t-tests and one-way analysis of variance (ANOVA).</w:t>
       </w:r>
     </w:p>
     <w:p>
@@ -257,10 +345,27 @@
         <w:jc w:val="both"/>
       </w:pPr>
       <w:r>
-        <w:t>Retailers themselves shape behaviour. Tsarenko et al. (2013) show that retailer initiatives and peer influences drive environmentally conscious consumption, and Kauppinen-Räisänen et al. (2014) show that environmental cues in servicescapes convey conscientiousness to shoppers. Format innovations such as package-free shopping (Fuentes et al., 2019) and the supermarket of the future (van Giesen &amp; Leenheer, 2019) embed sustainability in the shopping experience itself. Overall, literacy, attitudes and behaviour</w:t>
-      </w:r>
-      <w:r>
-        <w:t xml:space="preserve"> appear linked but unevenly distributed, leaving retailers an active role in closing the gap.</w:t>
+        <w:t xml:space="preserve">Retailers themselves shape </w:t>
+      </w:r>
+      <w:proofErr w:type="spellStart"/>
+      <w:r>
+        <w:t>behaviour</w:t>
+      </w:r>
+      <w:proofErr w:type="spellEnd"/>
+      <w:r>
+        <w:t xml:space="preserve">. Tsarenko et al. (2013) show that retailer initiatives and peer influences drive environmentally conscious consumption, and Kauppinen-Räisänen et al. (2014) show that environmental cues in </w:t>
+      </w:r>
+      <w:r>
+        <w:t>services capes</w:t>
+      </w:r>
+      <w:r>
+        <w:t xml:space="preserve"> convey conscientiousness to shoppers. Format innovations such as package-free shopping (Fuentes et al., 2019) and the supermarket of the future (van Giesen &amp; Leenheer, 2019) embed sustainability in the shopping experience itself. </w:t>
+      </w:r>
+      <w:r>
+        <w:t>O</w:t>
+      </w:r>
+      <w:r>
+        <w:t>verall, literacy, attitudes and behavior are generally associated but the associations are not universal or equal placing the onus on retailers to narrow the difference.</w:t>
       </w:r>
     </w:p>
     <w:p>
@@ -280,7 +385,11 @@
         <w:jc w:val="both"/>
       </w:pPr>
       <w:r>
-        <w:t>Respondents rated nine 1-5 agreement statements covering sustainability knowledge and perceived ability to contribute to a sustainable future. The literacy composite is each respondent’s mean across the nine items. Overall literacy is moderate: 3.47 (SD = 0.71), just above the scale midpoint, and the three knowledge items alone average only 2.93, indicating many New Zealanders feel under-informed.</w:t>
+        <w:t xml:space="preserve">Participants expressed their level of agreement with nine 1-5 items addressing sustainability knowledge and perceived capacity to help create a sustainable future. The literacy composite is the average across the nine items for each respondent. The mean overall literacy score was </w:t>
+      </w:r>
+      <w:r>
+        <w:lastRenderedPageBreak/>
+        <w:t xml:space="preserve">3.47 (SD = 0.71), just above the scale midpoint, with the three knowledge items alone averaging 2.93, indicating a large proportion of New Zealanders claim to be under-informed. </w:t>
       </w:r>
     </w:p>
     <w:p>
@@ -289,11 +398,13 @@
         <w:jc w:val="both"/>
       </w:pPr>
       <w:r>
-        <w:lastRenderedPageBreak/>
-        <w:t>Table 1 and Figure 1 summarise literacy across subgroups. Female respondents report slightly higher literacy (3.51) than males (3.41), a difference that is statistically significant though small (t(1038) = -2.36, p = .019). Age shows a clearer pattern: consumers aged 18-34 average 3.59 against 3.37 for those aged 55 and over (F(2,1038) = 8.50, p &lt; .001). Income differences are weak: nominally significant (F(2,862) = 3.75, p = .024) but with no monotonic pattern, the middle band ($50,001-$100,000) highest an</w:t>
-      </w:r>
-      <w:r>
-        <w:t>d the upper barely above the lower.</w:t>
+        <w:t>Table 1 and Figure 1 is the distribution of literacy among the subgroups. The mean level of literacy of the female respondents was 3.51, which was marginally but statistically higher than what was reported for the male (3.41) respondents (t(1038) = -2.36, p = .019). Age is more clearly differentiated, with the 18-34 age group averaging 3.59 and the 55 and over group at 3.37 (F(2,1038) = 8.50, p &lt; .001).</w:t>
+      </w:r>
+      <w:r>
+        <w:t xml:space="preserve"> </w:t>
+      </w:r>
+      <w:r>
+        <w:t>Income differences are weak: nominally significant (F(2,862) = 3.75, p = .024) but with no monotonic pattern, the middle band ($50,001-$100,000) highest and the upper barely above the lower.</w:t>
       </w:r>
     </w:p>
     <w:p>
@@ -342,12 +453,6 @@
         <w:gridCol w:w="1550"/>
       </w:tblGrid>
       <w:tr>
-        <w:tblPrEx>
-          <w:tblCellMar>
-            <w:top w:w="0" w:type="dxa"/>
-            <w:bottom w:w="0" w:type="dxa"/>
-          </w:tblCellMar>
-        </w:tblPrEx>
         <w:trPr>
           <w:cantSplit/>
           <w:tblHeader/>
@@ -461,12 +566,6 @@
         </w:tc>
       </w:tr>
       <w:tr>
-        <w:tblPrEx>
-          <w:tblCellMar>
-            <w:top w:w="0" w:type="dxa"/>
-            <w:bottom w:w="0" w:type="dxa"/>
-          </w:tblCellMar>
-        </w:tblPrEx>
         <w:trPr>
           <w:cantSplit/>
         </w:trPr>
@@ -499,12 +598,6 @@
         </w:tc>
       </w:tr>
       <w:tr>
-        <w:tblPrEx>
-          <w:tblCellMar>
-            <w:top w:w="0" w:type="dxa"/>
-            <w:bottom w:w="0" w:type="dxa"/>
-          </w:tblCellMar>
-        </w:tblPrEx>
         <w:trPr>
           <w:cantSplit/>
         </w:trPr>
@@ -605,12 +698,6 @@
         </w:tc>
       </w:tr>
       <w:tr>
-        <w:tblPrEx>
-          <w:tblCellMar>
-            <w:top w:w="0" w:type="dxa"/>
-            <w:bottom w:w="0" w:type="dxa"/>
-          </w:tblCellMar>
-        </w:tblPrEx>
         <w:trPr>
           <w:cantSplit/>
         </w:trPr>
@@ -711,12 +798,6 @@
         </w:tc>
       </w:tr>
       <w:tr>
-        <w:tblPrEx>
-          <w:tblCellMar>
-            <w:top w:w="0" w:type="dxa"/>
-            <w:bottom w:w="0" w:type="dxa"/>
-          </w:tblCellMar>
-        </w:tblPrEx>
         <w:trPr>
           <w:cantSplit/>
         </w:trPr>
@@ -749,12 +830,6 @@
         </w:tc>
       </w:tr>
       <w:tr>
-        <w:tblPrEx>
-          <w:tblCellMar>
-            <w:top w:w="0" w:type="dxa"/>
-            <w:bottom w:w="0" w:type="dxa"/>
-          </w:tblCellMar>
-        </w:tblPrEx>
         <w:trPr>
           <w:cantSplit/>
         </w:trPr>
@@ -855,12 +930,6 @@
         </w:tc>
       </w:tr>
       <w:tr>
-        <w:tblPrEx>
-          <w:tblCellMar>
-            <w:top w:w="0" w:type="dxa"/>
-            <w:bottom w:w="0" w:type="dxa"/>
-          </w:tblCellMar>
-        </w:tblPrEx>
         <w:trPr>
           <w:cantSplit/>
         </w:trPr>
@@ -961,12 +1030,6 @@
         </w:tc>
       </w:tr>
       <w:tr>
-        <w:tblPrEx>
-          <w:tblCellMar>
-            <w:top w:w="0" w:type="dxa"/>
-            <w:bottom w:w="0" w:type="dxa"/>
-          </w:tblCellMar>
-        </w:tblPrEx>
         <w:trPr>
           <w:cantSplit/>
         </w:trPr>
@@ -1067,12 +1130,6 @@
         </w:tc>
       </w:tr>
       <w:tr>
-        <w:tblPrEx>
-          <w:tblCellMar>
-            <w:top w:w="0" w:type="dxa"/>
-            <w:bottom w:w="0" w:type="dxa"/>
-          </w:tblCellMar>
-        </w:tblPrEx>
         <w:trPr>
           <w:cantSplit/>
         </w:trPr>
@@ -1105,12 +1162,6 @@
         </w:tc>
       </w:tr>
       <w:tr>
-        <w:tblPrEx>
-          <w:tblCellMar>
-            <w:top w:w="0" w:type="dxa"/>
-            <w:bottom w:w="0" w:type="dxa"/>
-          </w:tblCellMar>
-        </w:tblPrEx>
         <w:trPr>
           <w:cantSplit/>
         </w:trPr>
@@ -1211,12 +1262,6 @@
         </w:tc>
       </w:tr>
       <w:tr>
-        <w:tblPrEx>
-          <w:tblCellMar>
-            <w:top w:w="0" w:type="dxa"/>
-            <w:bottom w:w="0" w:type="dxa"/>
-          </w:tblCellMar>
-        </w:tblPrEx>
         <w:trPr>
           <w:cantSplit/>
         </w:trPr>
@@ -1317,12 +1362,6 @@
         </w:tc>
       </w:tr>
       <w:tr>
-        <w:tblPrEx>
-          <w:tblCellMar>
-            <w:top w:w="0" w:type="dxa"/>
-            <w:bottom w:w="0" w:type="dxa"/>
-          </w:tblCellMar>
-        </w:tblPrEx>
         <w:trPr>
           <w:cantSplit/>
         </w:trPr>
@@ -1525,9 +1564,14 @@
       <w:bookmarkStart w:id="5" w:name="_Toc100005"/>
       <w:r>
         <w:lastRenderedPageBreak/>
-        <w:t>4.0 Literacy, Attitudes and Behaviour</w:t>
+        <w:t xml:space="preserve">4.0 Literacy, Attitudes and </w:t>
+      </w:r>
+      <w:proofErr w:type="spellStart"/>
+      <w:r>
+        <w:t>Behaviour</w:t>
       </w:r>
       <w:bookmarkEnd w:id="5"/>
+      <w:proofErr w:type="spellEnd"/>
     </w:p>
     <w:p>
       <w:pPr>
@@ -1560,7 +1604,27 @@
           <w:sz w:val="21"/>
           <w:szCs w:val="21"/>
         </w:rPr>
-        <w:t>Table 2: Importance, behaviour and attitude ratings by literacy group (1-5 scale)</w:t>
+        <w:t xml:space="preserve">Table 2: Importance, </w:t>
+      </w:r>
+      <w:proofErr w:type="spellStart"/>
+      <w:r>
+        <w:rPr>
+          <w:b/>
+          <w:bCs/>
+          <w:sz w:val="21"/>
+          <w:szCs w:val="21"/>
+        </w:rPr>
+        <w:t>behaviour</w:t>
+      </w:r>
+      <w:proofErr w:type="spellEnd"/>
+      <w:r>
+        <w:rPr>
+          <w:b/>
+          <w:bCs/>
+          <w:sz w:val="21"/>
+          <w:szCs w:val="21"/>
+        </w:rPr>
+        <w:t xml:space="preserve"> and attitude ratings by literacy group (1-5 scale)</w:t>
       </w:r>
     </w:p>
     <w:tbl>
@@ -1585,12 +1649,6 @@
         <w:gridCol w:w="1318"/>
       </w:tblGrid>
       <w:tr>
-        <w:tblPrEx>
-          <w:tblCellMar>
-            <w:top w:w="0" w:type="dxa"/>
-            <w:bottom w:w="0" w:type="dxa"/>
-          </w:tblCellMar>
-        </w:tblPrEx>
         <w:trPr>
           <w:cantSplit/>
           <w:tblHeader/>
@@ -1731,12 +1789,6 @@
         </w:tc>
       </w:tr>
       <w:tr>
-        <w:tblPrEx>
-          <w:tblCellMar>
-            <w:top w:w="0" w:type="dxa"/>
-            <w:bottom w:w="0" w:type="dxa"/>
-          </w:tblCellMar>
-        </w:tblPrEx>
         <w:trPr>
           <w:cantSplit/>
         </w:trPr>
@@ -1861,12 +1913,6 @@
         </w:tc>
       </w:tr>
       <w:tr>
-        <w:tblPrEx>
-          <w:tblCellMar>
-            <w:top w:w="0" w:type="dxa"/>
-            <w:bottom w:w="0" w:type="dxa"/>
-          </w:tblCellMar>
-        </w:tblPrEx>
         <w:trPr>
           <w:cantSplit/>
         </w:trPr>
@@ -1991,12 +2037,6 @@
         </w:tc>
       </w:tr>
       <w:tr>
-        <w:tblPrEx>
-          <w:tblCellMar>
-            <w:top w:w="0" w:type="dxa"/>
-            <w:bottom w:w="0" w:type="dxa"/>
-          </w:tblCellMar>
-        </w:tblPrEx>
         <w:trPr>
           <w:cantSplit/>
         </w:trPr>
@@ -2121,12 +2161,6 @@
         </w:tc>
       </w:tr>
       <w:tr>
-        <w:tblPrEx>
-          <w:tblCellMar>
-            <w:top w:w="0" w:type="dxa"/>
-            <w:bottom w:w="0" w:type="dxa"/>
-          </w:tblCellMar>
-        </w:tblPrEx>
         <w:trPr>
           <w:cantSplit/>
         </w:trPr>
@@ -2251,12 +2285,6 @@
         </w:tc>
       </w:tr>
       <w:tr>
-        <w:tblPrEx>
-          <w:tblCellMar>
-            <w:top w:w="0" w:type="dxa"/>
-            <w:bottom w:w="0" w:type="dxa"/>
-          </w:tblCellMar>
-        </w:tblPrEx>
         <w:trPr>
           <w:cantSplit/>
         </w:trPr>
@@ -2381,12 +2409,6 @@
         </w:tc>
       </w:tr>
       <w:tr>
-        <w:tblPrEx>
-          <w:tblCellMar>
-            <w:top w:w="0" w:type="dxa"/>
-            <w:bottom w:w="0" w:type="dxa"/>
-          </w:tblCellMar>
-        </w:tblPrEx>
         <w:trPr>
           <w:cantSplit/>
         </w:trPr>
@@ -2511,12 +2533,6 @@
         </w:tc>
       </w:tr>
       <w:tr>
-        <w:tblPrEx>
-          <w:tblCellMar>
-            <w:top w:w="0" w:type="dxa"/>
-            <w:bottom w:w="0" w:type="dxa"/>
-          </w:tblCellMar>
-        </w:tblPrEx>
         <w:trPr>
           <w:cantSplit/>
         </w:trPr>
@@ -2641,12 +2657,6 @@
         </w:tc>
       </w:tr>
       <w:tr>
-        <w:tblPrEx>
-          <w:tblCellMar>
-            <w:top w:w="0" w:type="dxa"/>
-            <w:bottom w:w="0" w:type="dxa"/>
-          </w:tblCellMar>
-        </w:tblPrEx>
         <w:trPr>
           <w:cantSplit/>
         </w:trPr>
@@ -2771,12 +2781,6 @@
         </w:tc>
       </w:tr>
       <w:tr>
-        <w:tblPrEx>
-          <w:tblCellMar>
-            <w:top w:w="0" w:type="dxa"/>
-            <w:bottom w:w="0" w:type="dxa"/>
-          </w:tblCellMar>
-        </w:tblPrEx>
         <w:trPr>
           <w:cantSplit/>
         </w:trPr>
@@ -2901,12 +2905,6 @@
         </w:tc>
       </w:tr>
       <w:tr>
-        <w:tblPrEx>
-          <w:tblCellMar>
-            <w:top w:w="0" w:type="dxa"/>
-            <w:bottom w:w="0" w:type="dxa"/>
-          </w:tblCellMar>
-        </w:tblPrEx>
         <w:trPr>
           <w:cantSplit/>
         </w:trPr>
@@ -3031,12 +3029,6 @@
         </w:tc>
       </w:tr>
       <w:tr>
-        <w:tblPrEx>
-          <w:tblCellMar>
-            <w:top w:w="0" w:type="dxa"/>
-            <w:bottom w:w="0" w:type="dxa"/>
-          </w:tblCellMar>
-        </w:tblPrEx>
         <w:trPr>
           <w:cantSplit/>
         </w:trPr>
@@ -3161,12 +3153,6 @@
         </w:tc>
       </w:tr>
       <w:tr>
-        <w:tblPrEx>
-          <w:tblCellMar>
-            <w:top w:w="0" w:type="dxa"/>
-            <w:bottom w:w="0" w:type="dxa"/>
-          </w:tblCellMar>
-        </w:tblPrEx>
         <w:trPr>
           <w:cantSplit/>
         </w:trPr>
@@ -3303,7 +3289,29 @@
           <w:sz w:val="19"/>
           <w:szCs w:val="19"/>
         </w:rPr>
-        <w:t>Note: higher n = 511, lower n = 531; “how often buys” excludes 301 “don’t know” responses (n = 429 and 312; df = 739, otherwise 1,040).</w:t>
+        <w:t xml:space="preserve">Note: higher n = 511, lower n = 531; “how often buys” excludes 301 “don’t know” responses (n = 429 and 312; </w:t>
+      </w:r>
+      <w:proofErr w:type="spellStart"/>
+      <w:r>
+        <w:rPr>
+          <w:i/>
+          <w:iCs/>
+          <w:color w:val="444444"/>
+          <w:sz w:val="19"/>
+          <w:szCs w:val="19"/>
+        </w:rPr>
+        <w:t>df</w:t>
+      </w:r>
+      <w:proofErr w:type="spellEnd"/>
+      <w:r>
+        <w:rPr>
+          <w:i/>
+          <w:iCs/>
+          <w:color w:val="444444"/>
+          <w:sz w:val="19"/>
+          <w:szCs w:val="19"/>
+        </w:rPr>
+        <w:t xml:space="preserve"> = 739, otherwise 1,040).</w:t>
       </w:r>
     </w:p>
     <w:p>
@@ -3312,7 +3320,22 @@
         <w:jc w:val="both"/>
       </w:pPr>
       <w:r>
-        <w:t>Behaviour shows the same pattern. Higher-literacy respondents buy sustainable products more often (3.95 versus 3.14, t(739) = 11.54, p &lt; .001): 71% buy often against 36%. They are also far more willing to pay a premium (3.76 versus 2.86; 71% versus 22%), and more supportive of packaging take-back (4.13 versus 3.48) and bottle deposits (4.48 versus 3.97).</w:t>
+        <w:t>Behavior</w:t>
+      </w:r>
+      <w:r>
+        <w:t xml:space="preserve"> </w:t>
+      </w:r>
+      <w:r>
+        <w:t>shows</w:t>
+      </w:r>
+      <w:r>
+        <w:t xml:space="preserve"> the identical trend.</w:t>
+      </w:r>
+      <w:r>
+        <w:t xml:space="preserve"> </w:t>
+      </w:r>
+      <w:r>
+        <w:t>Higher-literacy respondents buy sustainable products more often (3.95 versus 3.14, t(739) = 11.54, p &lt; .001): 71% buy often against 36%. They are also far more willing to pay a premium (3.76 versus 2.86; 71% versus 22%), and more supportive of packaging take-back (4.13 versus 3.48) and bottle deposits (4.48 versus 3.97).</w:t>
       </w:r>
     </w:p>
     <w:p>
@@ -3378,7 +3401,27 @@
           <w:sz w:val="21"/>
           <w:szCs w:val="21"/>
         </w:rPr>
-        <w:t>Figure 2: Domain importance and behaviour by literacy group</w:t>
+        <w:t xml:space="preserve">Figure 2: Domain importance and </w:t>
+      </w:r>
+      <w:proofErr w:type="spellStart"/>
+      <w:r>
+        <w:rPr>
+          <w:i/>
+          <w:iCs/>
+          <w:sz w:val="21"/>
+          <w:szCs w:val="21"/>
+        </w:rPr>
+        <w:t>behaviour</w:t>
+      </w:r>
+      <w:proofErr w:type="spellEnd"/>
+      <w:r>
+        <w:rPr>
+          <w:i/>
+          <w:iCs/>
+          <w:sz w:val="21"/>
+          <w:szCs w:val="21"/>
+        </w:rPr>
+        <w:t xml:space="preserve"> by literacy group</w:t>
       </w:r>
     </w:p>
     <w:p>
@@ -3401,7 +3444,15 @@
         <w:jc w:val="both"/>
       </w:pPr>
       <w:r>
-        <w:t>The association also runs from behaviour to attitudes: customer domain importance rises from 3.19 among those who never buy sustainable products to 4.38 among the most frequent buyers (F(4,736) = 23.71, p &lt; .001; Appendix B), consistent with knowledge and engagement reinforcing each other (Meise et al., 2014; Moser, 2016). As cross-sectional data, these results establish association, not causation.</w:t>
+        <w:t xml:space="preserve">The association also runs from </w:t>
+      </w:r>
+      <w:proofErr w:type="spellStart"/>
+      <w:r>
+        <w:t>behaviour</w:t>
+      </w:r>
+      <w:proofErr w:type="spellEnd"/>
+      <w:r>
+        <w:t xml:space="preserve"> to attitudes: customer domain importance rises from 3.19 among those who never buy sustainable products to 4.38 among the most frequent buyers (F(4,736) = 23.71, p &lt; .001; Appendix B), consistent with knowledge and engagement reinforcing each other (Meise et al., 2014; Moser, 2016). As cross-sectional data, these results establish association, not causation.</w:t>
       </w:r>
     </w:p>
     <w:p>
@@ -3421,10 +3472,15 @@
         <w:jc w:val="both"/>
       </w:pPr>
       <w:r>
-        <w:t>Several features of the data affect confidence. The sample came from Perceptive’s national online panel, weighted to census figures for gender, age and region (Perceptive, 2020b), so it is broadly representative, though online panels under-represent people without internet access; further breakdowns appear in the crosstabs (Perceptive, 2020c). Literacy is self-reported, measuring perceived rather than tested understanding, and the July 2020 timing, a year after the plastic bag ban and during the COVID-19 pa</w:t>
-      </w:r>
-      <w:r>
-        <w:t>ndemic, may have heightened environmental awareness. The 301 respondents (29%) answering “don’t know” to the purchase-frequency question were excluded from that analysis. Finally, the cross-sectional design supports association, not causation.</w:t>
+        <w:t xml:space="preserve">Several features of the data affect confidence. The sample came from </w:t>
+      </w:r>
+      <w:proofErr w:type="spellStart"/>
+      <w:r>
+        <w:t>Perceptive’s</w:t>
+      </w:r>
+      <w:proofErr w:type="spellEnd"/>
+      <w:r>
+        <w:t xml:space="preserve"> national online panel, weighted to census figures for gender, age and region (Perceptive, 2020b), so it is broadly representative, though online panels under-represent people without internet access; further breakdowns appear in the crosstabs (Perceptive, 2020c). Literacy is self-reported, measuring perceived rather than tested understanding, and the July 2020 timing, a year after the plastic bag ban and during the COVID-19 pandemic, may have heightened environmental awareness. The 301 respondents (29%) answering “don’t know” to the purchase-frequency question were excluded from that analysis. Finally, the cross-sectional design supports association, not causation.</w:t>
       </w:r>
     </w:p>
     <w:p>
@@ -3444,7 +3500,58 @@
         <w:jc w:val="both"/>
       </w:pPr>
       <w:r>
-        <w:t>Countdown (Woolworths New Zealand) is the recommended client: it and The Warehouse were the retailers most recalled when respondents thought of sustainability (about 90 mentions each, far ahead of any other retailer), matching Perceptive’s (2020b) findings, and Countdown is the better fit because the survey captures everyday grocery purchasing. Treating respondents as Countdown’s potential customers, five actions follow.</w:t>
+        <w:t xml:space="preserve">Countdown (Woolworths New Zealand) is the recommended client: it and The Warehouse were the retailers most recalled when respondents thought of sustainability (about 90 mentions each, far ahead of any other retailer), matching </w:t>
+      </w:r>
+      <w:proofErr w:type="spellStart"/>
+      <w:r>
+        <w:t>Perceptive’s</w:t>
+      </w:r>
+      <w:proofErr w:type="spellEnd"/>
+      <w:r>
+        <w:t xml:space="preserve"> (2020b) findings, and Countdown is the better fit because the survey captures everyday grocery purchasing. Treating respondents as Countdown’s potential customers, five actions follow.</w:t>
+      </w:r>
+    </w:p>
+    <w:p>
+      <w:pPr>
+        <w:spacing w:after="160"/>
+        <w:ind w:left="360" w:hanging="360"/>
+        <w:jc w:val="both"/>
+        <w:rPr>
+          <w:b/>
+          <w:bCs/>
+        </w:rPr>
+      </w:pPr>
+      <w:r>
+        <w:rPr>
+          <w:b/>
+          <w:bCs/>
+        </w:rPr>
+        <w:t>1. Build customer literacy in-store and online.</w:t>
+      </w:r>
+      <w:r>
+        <w:rPr>
+          <w:b/>
+          <w:bCs/>
+        </w:rPr>
+        <w:t xml:space="preserve"> </w:t>
+      </w:r>
+      <w:r>
+        <w:t>L</w:t>
+      </w:r>
+      <w:r>
+        <w:t xml:space="preserve">iteracy is the most effective identifier of people’s attitudes and </w:t>
+      </w:r>
+      <w:proofErr w:type="spellStart"/>
+      <w:r>
+        <w:t>behaviour</w:t>
+      </w:r>
+      <w:proofErr w:type="spellEnd"/>
+      <w:r>
+        <w:t xml:space="preserve">, and that the customer segment exhibits the largest </w:t>
+      </w:r>
+      <w:r>
+        <w:lastRenderedPageBreak/>
+        <w:t>difference. Shelf-edge labels, easy-to-understand icons, and QR codes that connect to “farm-to-fork” traceability would be of interest to the 30% of consumers who opted for traceability, because people tend to value the information they are able to understand (Meise et al., 2014).</w:t>
       </w:r>
     </w:p>
     <w:p>
@@ -3458,14 +3565,17 @@
           <w:b/>
           <w:bCs/>
         </w:rPr>
-        <w:t xml:space="preserve">1. Build customer literacy in-store and online. </w:t>
-      </w:r>
-      <w:r>
-        <w:t xml:space="preserve">Literacy is the strongest discriminator of attitudes and behaviour, and the customer domain shows the widest gap. Shelf-edge </w:t>
-      </w:r>
-      <w:r>
-        <w:lastRenderedPageBreak/>
-        <w:t>labels, simple icons and QR codes linking to “farm-to-fork” traceability would appeal to the 30% who selected traceability, since consumers value information they can understand (Meise et al., 2014).</w:t>
+        <w:t>2. Keep sustainable options affordable.</w:t>
+      </w:r>
+      <w:r>
+        <w:rPr>
+          <w:b/>
+          <w:bCs/>
+        </w:rPr>
+        <w:t> </w:t>
+      </w:r>
+      <w:r>
+        <w:t>Only 46% of respondents were prepared to pay more, and a mere 22% of the half of respondents with lower literacy would be prepared to do so. Expense instead of indifference is the barrier so a low-cost private label sustainable range would expand the product availability (Wei et al., 2018).</w:t>
       </w:r>
     </w:p>
     <w:p>
@@ -3479,10 +3589,20 @@
           <w:b/>
           <w:bCs/>
         </w:rPr>
-        <w:t xml:space="preserve">2. Keep sustainable options affordable. </w:t>
-      </w:r>
-      <w:r>
-        <w:t>Only 46% of respondents are likely to pay more, and barely 22% of the lower-literacy half. Price, not indifference, is the barrier, so an affordable own-brand sustainable range would widen the offer’s reach (Wei et al., 2018).</w:t>
+        <w:t>3. Provide infrastructure that makes action easy.</w:t>
+      </w:r>
+      <w:r>
+        <w:rPr>
+          <w:b/>
+          <w:bCs/>
+        </w:rPr>
+        <w:t xml:space="preserve"> </w:t>
+      </w:r>
+      <w:r>
+        <w:t>Both groups show strong backing for take-back (3.48 to 4.13) and bottle deposits (3.97 to 4.48); collation points in-store and deposit schemes provide all customers with an easy way to do so (Tsarenko et al., 2013)</w:t>
+      </w:r>
+      <w:r>
+        <w:t>.</w:t>
       </w:r>
     </w:p>
     <w:p>
@@ -3496,10 +3616,17 @@
           <w:b/>
           <w:bCs/>
         </w:rPr>
-        <w:t xml:space="preserve">3. Provide infrastructure that makes action easy. </w:t>
-      </w:r>
-      <w:r>
-        <w:t>Support for take-back (3.48 to 4.13) and bottle deposits (3.97 to 4.48) is high across both groups; in-store collection points and deposit-scheme participation give every customer a low-effort way to act (Tsarenko et al., 2013).</w:t>
+        <w:t>4. Target communications by segment.</w:t>
+      </w:r>
+      <w:r>
+        <w:rPr>
+          <w:b/>
+          <w:bCs/>
+        </w:rPr>
+        <w:t xml:space="preserve"> </w:t>
+      </w:r>
+      <w:r>
+        <w:t>Female and younger customers with higher literacy respond to detail and are thus more receptive to digital traceability information; customers who are 55 or older and have lower literacy, however, also value engagement chances highly so simple trust cues perform better than technical information (Kauppinen-Räisänen et al., 2014).</w:t>
       </w:r>
     </w:p>
     <w:p>
@@ -3513,34 +3640,10 @@
           <w:b/>
           <w:bCs/>
         </w:rPr>
-        <w:t xml:space="preserve">4. </w:t>
-      </w:r>
-      <w:r>
-        <w:rPr>
-          <w:b/>
-          <w:bCs/>
-        </w:rPr>
-        <w:t xml:space="preserve">Target communications by segment. </w:t>
-      </w:r>
-      <w:r>
-        <w:t>Younger and female customers have higher literacy and respond to detail, suiting digital traceability information; customers aged 55 and over have lower literacy but still rate engagement opportunities highly, so simple trust cues serve them better than technical claims (Kauppinen-Räisänen et al., 2014).</w:t>
-      </w:r>
-    </w:p>
-    <w:p>
-      <w:pPr>
-        <w:spacing w:after="160"/>
-        <w:ind w:left="360" w:hanging="360"/>
-        <w:jc w:val="both"/>
-      </w:pPr>
-      <w:r>
-        <w:rPr>
-          <w:b/>
-          <w:bCs/>
-        </w:rPr>
         <w:t xml:space="preserve">5. Innovate store formats. </w:t>
       </w:r>
       <w:r>
-        <w:t>Package-free aisles and visible waste-reduction initiatives make the shopping experience itself communicate sustainability (Fuentes et al., 2019; van Giesen &amp; Leenheer, 2019).</w:t>
+        <w:t>Presence of package-free aisles and visible waste minimization measures convey sustainability during the shopping process (Fuentes et al., 2019; van Giesen &amp; Leenheer, 2019).</w:t>
       </w:r>
     </w:p>
     <w:p>
@@ -3560,17 +3663,16 @@
         <w:jc w:val="both"/>
       </w:pPr>
       <w:r>
-        <w:t>This report assessed the sustainability literacy of New Zealand consumers, its relationship with attitudes and behaviour, and the implications for a large retailer. Literacy is moderate and unevenly distributed: higher among women and younger consumers, unrelated to household income. Where literacy is higher, consumers attach more importance to every dimension of retailer sustainability and are roughly twice as likely to act. For Countdown, the opportunity is to convert passive goodwill into literacy and be</w:t>
-      </w:r>
-      <w:r>
-        <w:t>haviour through education, affordable ranges and take-back infrastructure, reinforcing its position among the retailers most associated with sustainability.</w:t>
-      </w:r>
-    </w:p>
-    <w:p>
-      <w:pPr>
-        <w:spacing w:after="160"/>
-        <w:jc w:val="both"/>
-      </w:pPr>
+        <w:t xml:space="preserve">The report examined the sustainability knowledge of New Zealand consumers their attitudes and </w:t>
+      </w:r>
+      <w:proofErr w:type="spellStart"/>
+      <w:r>
+        <w:t>behaviours</w:t>
+      </w:r>
+      <w:proofErr w:type="spellEnd"/>
+      <w:r>
+        <w:t xml:space="preserve"> and the implications for a major retailer. Literacy is average and unevenly spread: it is higher among women and among the youngest consumers, with no link to household income. Where literacy rates are higher consumers are more concerned about each aspect of retailer sustainability and are twice as likely to take action. At Countdown it is about turning the goodwill created through awareness into literacy and action through education, affordable ranges and take-back infrastructure and cementing its position as one of the most sustainability minded of the New Zealand supermarkets.</w:t>
+      </w:r>
     </w:p>
     <w:p>
       <w:pPr>
@@ -3691,7 +3793,39 @@
           <w:sz w:val="20"/>
           <w:szCs w:val="22"/>
         </w:rPr>
-        <w:t xml:space="preserve">Kauppinen-Räisänen, H., Rindell, A., &amp; Åberg, C. (2014). Conveying conscientiousness: Exploring environmental images across servicescapes. </w:t>
+        <w:t xml:space="preserve">Kauppinen-Räisänen, H., </w:t>
+      </w:r>
+      <w:proofErr w:type="spellStart"/>
+      <w:r>
+        <w:rPr>
+          <w:sz w:val="20"/>
+          <w:szCs w:val="22"/>
+        </w:rPr>
+        <w:t>Rindell</w:t>
+      </w:r>
+      <w:proofErr w:type="spellEnd"/>
+      <w:r>
+        <w:rPr>
+          <w:sz w:val="20"/>
+          <w:szCs w:val="22"/>
+        </w:rPr>
+        <w:t xml:space="preserve">, A., &amp; Åberg, C. (2014). Conveying conscientiousness: Exploring environmental images across </w:t>
+      </w:r>
+      <w:proofErr w:type="spellStart"/>
+      <w:r>
+        <w:rPr>
+          <w:sz w:val="20"/>
+          <w:szCs w:val="22"/>
+        </w:rPr>
+        <w:t>servicescapes</w:t>
+      </w:r>
+      <w:proofErr w:type="spellEnd"/>
+      <w:r>
+        <w:rPr>
+          <w:sz w:val="20"/>
+          <w:szCs w:val="22"/>
+        </w:rPr>
+        <w:t xml:space="preserve">. </w:t>
       </w:r>
       <w:r>
         <w:rPr>
@@ -3866,7 +4000,23 @@
           <w:sz w:val="20"/>
           <w:szCs w:val="22"/>
         </w:rPr>
-        <w:t>. Data analysed and provided by Perceptive Research Ltd.</w:t>
+        <w:t xml:space="preserve">. Data </w:t>
+      </w:r>
+      <w:proofErr w:type="spellStart"/>
+      <w:r>
+        <w:rPr>
+          <w:sz w:val="20"/>
+          <w:szCs w:val="22"/>
+        </w:rPr>
+        <w:t>analysed</w:t>
+      </w:r>
+      <w:proofErr w:type="spellEnd"/>
+      <w:r>
+        <w:rPr>
+          <w:sz w:val="20"/>
+          <w:szCs w:val="22"/>
+        </w:rPr>
+        <w:t xml:space="preserve"> and provided by Perceptive Research Ltd.</w:t>
       </w:r>
     </w:p>
     <w:p>
@@ -3915,7 +4065,23 @@
           <w:sz w:val="20"/>
           <w:szCs w:val="22"/>
         </w:rPr>
-        <w:t xml:space="preserve">Ruiz-Real, J. L., Uribe-Toril, J., Gázquez-Abad, J. C., &amp; de Pablo Valenciano, J. (2018). Sustainability and retail: Analysis of global research. </w:t>
+        <w:t xml:space="preserve">Ruiz-Real, J. L., Uribe-Toril, J., </w:t>
+      </w:r>
+      <w:proofErr w:type="spellStart"/>
+      <w:r>
+        <w:rPr>
+          <w:sz w:val="20"/>
+          <w:szCs w:val="22"/>
+        </w:rPr>
+        <w:t>Gázquez</w:t>
+      </w:r>
+      <w:proofErr w:type="spellEnd"/>
+      <w:r>
+        <w:rPr>
+          <w:sz w:val="20"/>
+          <w:szCs w:val="22"/>
+        </w:rPr>
+        <w:t xml:space="preserve">-Abad, J. C., &amp; de Pablo Valenciano, J. (2018). Sustainability and retail: Analysis of global research. </w:t>
       </w:r>
       <w:r>
         <w:rPr>
@@ -4043,7 +4209,23 @@
           <w:sz w:val="20"/>
           <w:szCs w:val="22"/>
         </w:rPr>
-        <w:t xml:space="preserve">Wei, S., Ang, T., &amp; Jancenelle, V. E. (2018). Willingness to pay more for green products: The interplay of consumer characteristics and customer participation. </w:t>
+        <w:t xml:space="preserve">Wei, S., Ang, T., &amp; </w:t>
+      </w:r>
+      <w:proofErr w:type="spellStart"/>
+      <w:r>
+        <w:rPr>
+          <w:sz w:val="20"/>
+          <w:szCs w:val="22"/>
+        </w:rPr>
+        <w:t>Jancenelle</w:t>
+      </w:r>
+      <w:proofErr w:type="spellEnd"/>
+      <w:r>
+        <w:rPr>
+          <w:sz w:val="20"/>
+          <w:szCs w:val="22"/>
+        </w:rPr>
+        <w:t xml:space="preserve">, V. E. (2018). Willingness to pay more for green products: The interplay of consumer characteristics and customer participation. </w:t>
       </w:r>
       <w:r>
         <w:rPr>
@@ -4093,12 +4275,6 @@
         <w:gridCol w:w="2373"/>
       </w:tblGrid>
       <w:tr>
-        <w:tblPrEx>
-          <w:tblCellMar>
-            <w:top w:w="0" w:type="dxa"/>
-            <w:bottom w:w="0" w:type="dxa"/>
-          </w:tblCellMar>
-        </w:tblPrEx>
         <w:trPr>
           <w:cantSplit/>
           <w:tblHeader/>
@@ -4176,12 +4352,6 @@
         </w:tc>
       </w:tr>
       <w:tr>
-        <w:tblPrEx>
-          <w:tblCellMar>
-            <w:top w:w="0" w:type="dxa"/>
-            <w:bottom w:w="0" w:type="dxa"/>
-          </w:tblCellMar>
-        </w:tblPrEx>
         <w:trPr>
           <w:cantSplit/>
         </w:trPr>
@@ -4258,12 +4428,6 @@
         </w:tc>
       </w:tr>
       <w:tr>
-        <w:tblPrEx>
-          <w:tblCellMar>
-            <w:top w:w="0" w:type="dxa"/>
-            <w:bottom w:w="0" w:type="dxa"/>
-          </w:tblCellMar>
-        </w:tblPrEx>
         <w:trPr>
           <w:cantSplit/>
         </w:trPr>
@@ -4340,12 +4504,6 @@
         </w:tc>
       </w:tr>
       <w:tr>
-        <w:tblPrEx>
-          <w:tblCellMar>
-            <w:top w:w="0" w:type="dxa"/>
-            <w:bottom w:w="0" w:type="dxa"/>
-          </w:tblCellMar>
-        </w:tblPrEx>
         <w:trPr>
           <w:cantSplit/>
         </w:trPr>
@@ -4422,12 +4580,6 @@
         </w:tc>
       </w:tr>
       <w:tr>
-        <w:tblPrEx>
-          <w:tblCellMar>
-            <w:top w:w="0" w:type="dxa"/>
-            <w:bottom w:w="0" w:type="dxa"/>
-          </w:tblCellMar>
-        </w:tblPrEx>
         <w:trPr>
           <w:cantSplit/>
         </w:trPr>
@@ -4497,12 +4649,6 @@
         </w:tc>
       </w:tr>
       <w:tr>
-        <w:tblPrEx>
-          <w:tblCellMar>
-            <w:top w:w="0" w:type="dxa"/>
-            <w:bottom w:w="0" w:type="dxa"/>
-          </w:tblCellMar>
-        </w:tblPrEx>
         <w:trPr>
           <w:cantSplit/>
         </w:trPr>
@@ -4572,12 +4718,6 @@
         </w:tc>
       </w:tr>
       <w:tr>
-        <w:tblPrEx>
-          <w:tblCellMar>
-            <w:top w:w="0" w:type="dxa"/>
-            <w:bottom w:w="0" w:type="dxa"/>
-          </w:tblCellMar>
-        </w:tblPrEx>
         <w:trPr>
           <w:cantSplit/>
         </w:trPr>
@@ -4647,12 +4787,6 @@
         </w:tc>
       </w:tr>
       <w:tr>
-        <w:tblPrEx>
-          <w:tblCellMar>
-            <w:top w:w="0" w:type="dxa"/>
-            <w:bottom w:w="0" w:type="dxa"/>
-          </w:tblCellMar>
-        </w:tblPrEx>
         <w:trPr>
           <w:cantSplit/>
         </w:trPr>
@@ -4722,12 +4856,6 @@
         </w:tc>
       </w:tr>
       <w:tr>
-        <w:tblPrEx>
-          <w:tblCellMar>
-            <w:top w:w="0" w:type="dxa"/>
-            <w:bottom w:w="0" w:type="dxa"/>
-          </w:tblCellMar>
-        </w:tblPrEx>
         <w:trPr>
           <w:cantSplit/>
         </w:trPr>
@@ -4750,7 +4878,23 @@
                 <w:sz w:val="21"/>
                 <w:szCs w:val="21"/>
               </w:rPr>
-              <w:t>P(T≤t) one-tail</w:t>
+              <w:t>P(</w:t>
+            </w:r>
+            <w:proofErr w:type="spellStart"/>
+            <w:r>
+              <w:rPr>
+                <w:sz w:val="21"/>
+                <w:szCs w:val="21"/>
+              </w:rPr>
+              <w:t>T≤t</w:t>
+            </w:r>
+            <w:proofErr w:type="spellEnd"/>
+            <w:r>
+              <w:rPr>
+                <w:sz w:val="21"/>
+                <w:szCs w:val="21"/>
+              </w:rPr>
+              <w:t>) one-tail</w:t>
             </w:r>
           </w:p>
         </w:tc>
@@ -4797,12 +4941,6 @@
         </w:tc>
       </w:tr>
       <w:tr>
-        <w:tblPrEx>
-          <w:tblCellMar>
-            <w:top w:w="0" w:type="dxa"/>
-            <w:bottom w:w="0" w:type="dxa"/>
-          </w:tblCellMar>
-        </w:tblPrEx>
         <w:trPr>
           <w:cantSplit/>
         </w:trPr>
@@ -4872,12 +5010,6 @@
         </w:tc>
       </w:tr>
       <w:tr>
-        <w:tblPrEx>
-          <w:tblCellMar>
-            <w:top w:w="0" w:type="dxa"/>
-            <w:bottom w:w="0" w:type="dxa"/>
-          </w:tblCellMar>
-        </w:tblPrEx>
         <w:trPr>
           <w:cantSplit/>
         </w:trPr>
@@ -4900,7 +5032,23 @@
                 <w:sz w:val="21"/>
                 <w:szCs w:val="21"/>
               </w:rPr>
-              <w:t>P(T≤t) two-tail</w:t>
+              <w:t>P(</w:t>
+            </w:r>
+            <w:proofErr w:type="spellStart"/>
+            <w:r>
+              <w:rPr>
+                <w:sz w:val="21"/>
+                <w:szCs w:val="21"/>
+              </w:rPr>
+              <w:t>T≤t</w:t>
+            </w:r>
+            <w:proofErr w:type="spellEnd"/>
+            <w:r>
+              <w:rPr>
+                <w:sz w:val="21"/>
+                <w:szCs w:val="21"/>
+              </w:rPr>
+              <w:t>) two-tail</w:t>
             </w:r>
           </w:p>
         </w:tc>
@@ -4947,12 +5095,6 @@
         </w:tc>
       </w:tr>
       <w:tr>
-        <w:tblPrEx>
-          <w:tblCellMar>
-            <w:top w:w="0" w:type="dxa"/>
-            <w:bottom w:w="0" w:type="dxa"/>
-          </w:tblCellMar>
-        </w:tblPrEx>
         <w:trPr>
           <w:cantSplit/>
         </w:trPr>
@@ -5034,7 +5176,51 @@
           <w:sz w:val="19"/>
           <w:szCs w:val="19"/>
         </w:rPr>
-        <w:t>Source: Perceptive (2020a) data analysed in Excel (Analysis ToolPak layout).</w:t>
+        <w:t xml:space="preserve">Source: Perceptive (2020a) data </w:t>
+      </w:r>
+      <w:proofErr w:type="spellStart"/>
+      <w:r>
+        <w:rPr>
+          <w:i/>
+          <w:iCs/>
+          <w:color w:val="444444"/>
+          <w:sz w:val="19"/>
+          <w:szCs w:val="19"/>
+        </w:rPr>
+        <w:t>analysed</w:t>
+      </w:r>
+      <w:proofErr w:type="spellEnd"/>
+      <w:r>
+        <w:rPr>
+          <w:i/>
+          <w:iCs/>
+          <w:color w:val="444444"/>
+          <w:sz w:val="19"/>
+          <w:szCs w:val="19"/>
+        </w:rPr>
+        <w:t xml:space="preserve"> in Excel (Analysis </w:t>
+      </w:r>
+      <w:proofErr w:type="spellStart"/>
+      <w:r>
+        <w:rPr>
+          <w:i/>
+          <w:iCs/>
+          <w:color w:val="444444"/>
+          <w:sz w:val="19"/>
+          <w:szCs w:val="19"/>
+        </w:rPr>
+        <w:t>ToolPak</w:t>
+      </w:r>
+      <w:proofErr w:type="spellEnd"/>
+      <w:r>
+        <w:rPr>
+          <w:i/>
+          <w:iCs/>
+          <w:color w:val="444444"/>
+          <w:sz w:val="19"/>
+          <w:szCs w:val="19"/>
+        </w:rPr>
+        <w:t xml:space="preserve"> layout).</w:t>
       </w:r>
     </w:p>
     <w:p>
@@ -5085,12 +5271,6 @@
         <w:gridCol w:w="2197"/>
       </w:tblGrid>
       <w:tr>
-        <w:tblPrEx>
-          <w:tblCellMar>
-            <w:top w:w="0" w:type="dxa"/>
-            <w:bottom w:w="0" w:type="dxa"/>
-          </w:tblCellMar>
-        </w:tblPrEx>
         <w:trPr>
           <w:cantSplit/>
           <w:tblHeader/>
@@ -5204,12 +5384,6 @@
         </w:tc>
       </w:tr>
       <w:tr>
-        <w:tblPrEx>
-          <w:tblCellMar>
-            <w:top w:w="0" w:type="dxa"/>
-            <w:bottom w:w="0" w:type="dxa"/>
-          </w:tblCellMar>
-        </w:tblPrEx>
         <w:trPr>
           <w:cantSplit/>
         </w:trPr>
@@ -5310,12 +5484,6 @@
         </w:tc>
       </w:tr>
       <w:tr>
-        <w:tblPrEx>
-          <w:tblCellMar>
-            <w:top w:w="0" w:type="dxa"/>
-            <w:bottom w:w="0" w:type="dxa"/>
-          </w:tblCellMar>
-        </w:tblPrEx>
         <w:trPr>
           <w:cantSplit/>
         </w:trPr>
@@ -5416,12 +5584,6 @@
         </w:tc>
       </w:tr>
       <w:tr>
-        <w:tblPrEx>
-          <w:tblCellMar>
-            <w:top w:w="0" w:type="dxa"/>
-            <w:bottom w:w="0" w:type="dxa"/>
-          </w:tblCellMar>
-        </w:tblPrEx>
         <w:trPr>
           <w:cantSplit/>
         </w:trPr>
@@ -5561,12 +5723,6 @@
         <w:gridCol w:w="1230"/>
       </w:tblGrid>
       <w:tr>
-        <w:tblPrEx>
-          <w:tblCellMar>
-            <w:top w:w="0" w:type="dxa"/>
-            <w:bottom w:w="0" w:type="dxa"/>
-          </w:tblCellMar>
-        </w:tblPrEx>
         <w:trPr>
           <w:cantSplit/>
           <w:tblHeader/>
@@ -5640,6 +5796,7 @@
               <w:spacing w:line="276" w:lineRule="auto"/>
               <w:jc w:val="center"/>
             </w:pPr>
+            <w:proofErr w:type="spellStart"/>
             <w:r>
               <w:rPr>
                 <w:b/>
@@ -5649,6 +5806,7 @@
               </w:rPr>
               <w:t>df</w:t>
             </w:r>
+            <w:proofErr w:type="spellEnd"/>
           </w:p>
         </w:tc>
         <w:tc>
@@ -5761,12 +5919,6 @@
         </w:tc>
       </w:tr>
       <w:tr>
-        <w:tblPrEx>
-          <w:tblCellMar>
-            <w:top w:w="0" w:type="dxa"/>
-            <w:bottom w:w="0" w:type="dxa"/>
-          </w:tblCellMar>
-        </w:tblPrEx>
         <w:trPr>
           <w:cantSplit/>
         </w:trPr>
@@ -5939,12 +6091,6 @@
         </w:tc>
       </w:tr>
       <w:tr>
-        <w:tblPrEx>
-          <w:tblCellMar>
-            <w:top w:w="0" w:type="dxa"/>
-            <w:bottom w:w="0" w:type="dxa"/>
-          </w:tblCellMar>
-        </w:tblPrEx>
         <w:trPr>
           <w:cantSplit/>
         </w:trPr>
@@ -6096,12 +6242,6 @@
         </w:tc>
       </w:tr>
       <w:tr>
-        <w:tblPrEx>
-          <w:tblCellMar>
-            <w:top w:w="0" w:type="dxa"/>
-            <w:bottom w:w="0" w:type="dxa"/>
-          </w:tblCellMar>
-        </w:tblPrEx>
         <w:trPr>
           <w:cantSplit/>
         </w:trPr>
@@ -6294,12 +6434,6 @@
         <w:gridCol w:w="2197"/>
       </w:tblGrid>
       <w:tr>
-        <w:tblPrEx>
-          <w:tblCellMar>
-            <w:top w:w="0" w:type="dxa"/>
-            <w:bottom w:w="0" w:type="dxa"/>
-          </w:tblCellMar>
-        </w:tblPrEx>
         <w:trPr>
           <w:cantSplit/>
           <w:tblHeader/>
@@ -6413,12 +6547,6 @@
         </w:tc>
       </w:tr>
       <w:tr>
-        <w:tblPrEx>
-          <w:tblCellMar>
-            <w:top w:w="0" w:type="dxa"/>
-            <w:bottom w:w="0" w:type="dxa"/>
-          </w:tblCellMar>
-        </w:tblPrEx>
         <w:trPr>
           <w:cantSplit/>
         </w:trPr>
@@ -6519,12 +6647,6 @@
         </w:tc>
       </w:tr>
       <w:tr>
-        <w:tblPrEx>
-          <w:tblCellMar>
-            <w:top w:w="0" w:type="dxa"/>
-            <w:bottom w:w="0" w:type="dxa"/>
-          </w:tblCellMar>
-        </w:tblPrEx>
         <w:trPr>
           <w:cantSplit/>
         </w:trPr>
@@ -6625,12 +6747,6 @@
         </w:tc>
       </w:tr>
       <w:tr>
-        <w:tblPrEx>
-          <w:tblCellMar>
-            <w:top w:w="0" w:type="dxa"/>
-            <w:bottom w:w="0" w:type="dxa"/>
-          </w:tblCellMar>
-        </w:tblPrEx>
         <w:trPr>
           <w:cantSplit/>
         </w:trPr>
@@ -6770,12 +6886,6 @@
         <w:gridCol w:w="1230"/>
       </w:tblGrid>
       <w:tr>
-        <w:tblPrEx>
-          <w:tblCellMar>
-            <w:top w:w="0" w:type="dxa"/>
-            <w:bottom w:w="0" w:type="dxa"/>
-          </w:tblCellMar>
-        </w:tblPrEx>
         <w:trPr>
           <w:cantSplit/>
           <w:tblHeader/>
@@ -6849,6 +6959,7 @@
               <w:spacing w:line="276" w:lineRule="auto"/>
               <w:jc w:val="center"/>
             </w:pPr>
+            <w:proofErr w:type="spellStart"/>
             <w:r>
               <w:rPr>
                 <w:b/>
@@ -6858,6 +6969,7 @@
               </w:rPr>
               <w:t>df</w:t>
             </w:r>
+            <w:proofErr w:type="spellEnd"/>
           </w:p>
         </w:tc>
         <w:tc>
@@ -6970,12 +7082,6 @@
         </w:tc>
       </w:tr>
       <w:tr>
-        <w:tblPrEx>
-          <w:tblCellMar>
-            <w:top w:w="0" w:type="dxa"/>
-            <w:bottom w:w="0" w:type="dxa"/>
-          </w:tblCellMar>
-        </w:tblPrEx>
         <w:trPr>
           <w:cantSplit/>
         </w:trPr>
@@ -7148,12 +7254,6 @@
         </w:tc>
       </w:tr>
       <w:tr>
-        <w:tblPrEx>
-          <w:tblCellMar>
-            <w:top w:w="0" w:type="dxa"/>
-            <w:bottom w:w="0" w:type="dxa"/>
-          </w:tblCellMar>
-        </w:tblPrEx>
         <w:trPr>
           <w:cantSplit/>
         </w:trPr>
@@ -7305,12 +7405,6 @@
         </w:tc>
       </w:tr>
       <w:tr>
-        <w:tblPrEx>
-          <w:tblCellMar>
-            <w:top w:w="0" w:type="dxa"/>
-            <w:bottom w:w="0" w:type="dxa"/>
-          </w:tblCellMar>
-        </w:tblPrEx>
         <w:trPr>
           <w:cantSplit/>
         </w:trPr>
@@ -7503,12 +7597,6 @@
         <w:gridCol w:w="2197"/>
       </w:tblGrid>
       <w:tr>
-        <w:tblPrEx>
-          <w:tblCellMar>
-            <w:top w:w="0" w:type="dxa"/>
-            <w:bottom w:w="0" w:type="dxa"/>
-          </w:tblCellMar>
-        </w:tblPrEx>
         <w:trPr>
           <w:cantSplit/>
           <w:tblHeader/>
@@ -7622,12 +7710,6 @@
         </w:tc>
       </w:tr>
       <w:tr>
-        <w:tblPrEx>
-          <w:tblCellMar>
-            <w:top w:w="0" w:type="dxa"/>
-            <w:bottom w:w="0" w:type="dxa"/>
-          </w:tblCellMar>
-        </w:tblPrEx>
         <w:trPr>
           <w:cantSplit/>
         </w:trPr>
@@ -7728,12 +7810,6 @@
         </w:tc>
       </w:tr>
       <w:tr>
-        <w:tblPrEx>
-          <w:tblCellMar>
-            <w:top w:w="0" w:type="dxa"/>
-            <w:bottom w:w="0" w:type="dxa"/>
-          </w:tblCellMar>
-        </w:tblPrEx>
         <w:trPr>
           <w:cantSplit/>
         </w:trPr>
@@ -7834,12 +7910,6 @@
         </w:tc>
       </w:tr>
       <w:tr>
-        <w:tblPrEx>
-          <w:tblCellMar>
-            <w:top w:w="0" w:type="dxa"/>
-            <w:bottom w:w="0" w:type="dxa"/>
-          </w:tblCellMar>
-        </w:tblPrEx>
         <w:trPr>
           <w:cantSplit/>
         </w:trPr>
@@ -7940,12 +8010,6 @@
         </w:tc>
       </w:tr>
       <w:tr>
-        <w:tblPrEx>
-          <w:tblCellMar>
-            <w:top w:w="0" w:type="dxa"/>
-            <w:bottom w:w="0" w:type="dxa"/>
-          </w:tblCellMar>
-        </w:tblPrEx>
         <w:trPr>
           <w:cantSplit/>
         </w:trPr>
@@ -8046,12 +8110,6 @@
         </w:tc>
       </w:tr>
       <w:tr>
-        <w:tblPrEx>
-          <w:tblCellMar>
-            <w:top w:w="0" w:type="dxa"/>
-            <w:bottom w:w="0" w:type="dxa"/>
-          </w:tblCellMar>
-        </w:tblPrEx>
         <w:trPr>
           <w:cantSplit/>
         </w:trPr>
@@ -8191,12 +8249,6 @@
         <w:gridCol w:w="1230"/>
       </w:tblGrid>
       <w:tr>
-        <w:tblPrEx>
-          <w:tblCellMar>
-            <w:top w:w="0" w:type="dxa"/>
-            <w:bottom w:w="0" w:type="dxa"/>
-          </w:tblCellMar>
-        </w:tblPrEx>
         <w:trPr>
           <w:cantSplit/>
           <w:tblHeader/>
@@ -8270,6 +8322,7 @@
               <w:spacing w:line="276" w:lineRule="auto"/>
               <w:jc w:val="center"/>
             </w:pPr>
+            <w:proofErr w:type="spellStart"/>
             <w:r>
               <w:rPr>
                 <w:b/>
@@ -8279,6 +8332,7 @@
               </w:rPr>
               <w:t>df</w:t>
             </w:r>
+            <w:proofErr w:type="spellEnd"/>
           </w:p>
         </w:tc>
         <w:tc>
@@ -8391,12 +8445,6 @@
         </w:tc>
       </w:tr>
       <w:tr>
-        <w:tblPrEx>
-          <w:tblCellMar>
-            <w:top w:w="0" w:type="dxa"/>
-            <w:bottom w:w="0" w:type="dxa"/>
-          </w:tblCellMar>
-        </w:tblPrEx>
         <w:trPr>
           <w:cantSplit/>
         </w:trPr>
@@ -8569,12 +8617,6 @@
         </w:tc>
       </w:tr>
       <w:tr>
-        <w:tblPrEx>
-          <w:tblCellMar>
-            <w:top w:w="0" w:type="dxa"/>
-            <w:bottom w:w="0" w:type="dxa"/>
-          </w:tblCellMar>
-        </w:tblPrEx>
         <w:trPr>
           <w:cantSplit/>
         </w:trPr>
@@ -8726,12 +8768,6 @@
         </w:tc>
       </w:tr>
       <w:tr>
-        <w:tblPrEx>
-          <w:tblCellMar>
-            <w:top w:w="0" w:type="dxa"/>
-            <w:bottom w:w="0" w:type="dxa"/>
-          </w:tblCellMar>
-        </w:tblPrEx>
         <w:trPr>
           <w:cantSplit/>
         </w:trPr>
@@ -8924,12 +8960,6 @@
         <w:gridCol w:w="2197"/>
       </w:tblGrid>
       <w:tr>
-        <w:tblPrEx>
-          <w:tblCellMar>
-            <w:top w:w="0" w:type="dxa"/>
-            <w:bottom w:w="0" w:type="dxa"/>
-          </w:tblCellMar>
-        </w:tblPrEx>
         <w:trPr>
           <w:cantSplit/>
           <w:tblHeader/>
@@ -9043,12 +9073,6 @@
         </w:tc>
       </w:tr>
       <w:tr>
-        <w:tblPrEx>
-          <w:tblCellMar>
-            <w:top w:w="0" w:type="dxa"/>
-            <w:bottom w:w="0" w:type="dxa"/>
-          </w:tblCellMar>
-        </w:tblPrEx>
         <w:trPr>
           <w:cantSplit/>
         </w:trPr>
@@ -9149,12 +9173,6 @@
         </w:tc>
       </w:tr>
       <w:tr>
-        <w:tblPrEx>
-          <w:tblCellMar>
-            <w:top w:w="0" w:type="dxa"/>
-            <w:bottom w:w="0" w:type="dxa"/>
-          </w:tblCellMar>
-        </w:tblPrEx>
         <w:trPr>
           <w:cantSplit/>
         </w:trPr>
@@ -9255,12 +9273,6 @@
         </w:tc>
       </w:tr>
       <w:tr>
-        <w:tblPrEx>
-          <w:tblCellMar>
-            <w:top w:w="0" w:type="dxa"/>
-            <w:bottom w:w="0" w:type="dxa"/>
-          </w:tblCellMar>
-        </w:tblPrEx>
         <w:trPr>
           <w:cantSplit/>
         </w:trPr>
@@ -9361,12 +9373,6 @@
         </w:tc>
       </w:tr>
       <w:tr>
-        <w:tblPrEx>
-          <w:tblCellMar>
-            <w:top w:w="0" w:type="dxa"/>
-            <w:bottom w:w="0" w:type="dxa"/>
-          </w:tblCellMar>
-        </w:tblPrEx>
         <w:trPr>
           <w:cantSplit/>
         </w:trPr>
@@ -9467,12 +9473,6 @@
         </w:tc>
       </w:tr>
       <w:tr>
-        <w:tblPrEx>
-          <w:tblCellMar>
-            <w:top w:w="0" w:type="dxa"/>
-            <w:bottom w:w="0" w:type="dxa"/>
-          </w:tblCellMar>
-        </w:tblPrEx>
         <w:trPr>
           <w:cantSplit/>
         </w:trPr>
@@ -9612,12 +9612,6 @@
         <w:gridCol w:w="1230"/>
       </w:tblGrid>
       <w:tr>
-        <w:tblPrEx>
-          <w:tblCellMar>
-            <w:top w:w="0" w:type="dxa"/>
-            <w:bottom w:w="0" w:type="dxa"/>
-          </w:tblCellMar>
-        </w:tblPrEx>
         <w:trPr>
           <w:cantSplit/>
           <w:tblHeader/>
@@ -9691,6 +9685,7 @@
               <w:spacing w:line="276" w:lineRule="auto"/>
               <w:jc w:val="center"/>
             </w:pPr>
+            <w:proofErr w:type="spellStart"/>
             <w:r>
               <w:rPr>
                 <w:b/>
@@ -9700,6 +9695,7 @@
               </w:rPr>
               <w:t>df</w:t>
             </w:r>
+            <w:proofErr w:type="spellEnd"/>
           </w:p>
         </w:tc>
         <w:tc>
@@ -9812,12 +9808,6 @@
         </w:tc>
       </w:tr>
       <w:tr>
-        <w:tblPrEx>
-          <w:tblCellMar>
-            <w:top w:w="0" w:type="dxa"/>
-            <w:bottom w:w="0" w:type="dxa"/>
-          </w:tblCellMar>
-        </w:tblPrEx>
         <w:trPr>
           <w:cantSplit/>
         </w:trPr>
@@ -9990,12 +9980,6 @@
         </w:tc>
       </w:tr>
       <w:tr>
-        <w:tblPrEx>
-          <w:tblCellMar>
-            <w:top w:w="0" w:type="dxa"/>
-            <w:bottom w:w="0" w:type="dxa"/>
-          </w:tblCellMar>
-        </w:tblPrEx>
         <w:trPr>
           <w:cantSplit/>
         </w:trPr>
@@ -10147,12 +10131,6 @@
         </w:tc>
       </w:tr>
       <w:tr>
-        <w:tblPrEx>
-          <w:tblCellMar>
-            <w:top w:w="0" w:type="dxa"/>
-            <w:bottom w:w="0" w:type="dxa"/>
-          </w:tblCellMar>
-        </w:tblPrEx>
         <w:trPr>
           <w:cantSplit/>
         </w:trPr>
@@ -11076,7 +11054,6 @@
   <w:style w:type="character" w:default="1" w:styleId="DefaultParagraphFont">
     <w:name w:val="Default Paragraph Font"/>
     <w:uiPriority w:val="1"/>
-    <w:semiHidden/>
     <w:unhideWhenUsed/>
   </w:style>
   <w:style w:type="table" w:default="1" w:styleId="TableNormal">
@@ -11233,6 +11210,14 @@
       <w:spacing w:before="40" w:after="20"/>
       <w:ind w:left="720"/>
     </w:pPr>
+  </w:style>
+  <w:style w:type="paragraph" w:styleId="NormalWeb">
+    <w:name w:val="Normal (Web)"/>
+    <w:basedOn w:val="Normal"/>
+    <w:uiPriority w:val="99"/>
+    <w:semiHidden/>
+    <w:unhideWhenUsed/>
+    <w:rsid w:val="00461ED5"/>
   </w:style>
 </w:styles>
 </file>

--- a/A4_Group5_Submission_Package/A4_Sustainable_Retailing_Report_Group5.docx
+++ b/A4_Group5_Submission_Package/A4_Sustainable_Retailing_Report_Group5.docx
@@ -50,7 +50,6 @@
         </w:rPr>
         <w:t xml:space="preserve">Consumer Sustainability Literacy, Attitudes and </w:t>
       </w:r>
-      <w:proofErr w:type="spellStart"/>
       <w:r>
         <w:rPr>
           <w:b/>
@@ -58,17 +57,7 @@
           <w:sz w:val="40"/>
           <w:szCs w:val="40"/>
         </w:rPr>
-        <w:t>Behaviour</w:t>
-      </w:r>
-      <w:proofErr w:type="spellEnd"/>
-    </w:p>
-    <w:p>
-      <w:pPr>
-        <w:spacing w:before="500"/>
-        <w:jc w:val="center"/>
-      </w:pPr>
-      <w:r>
-        <w:t>19 October 2026</w:t>
+        <w:t>Behavior</w:t>
       </w:r>
     </w:p>
     <w:p>
@@ -136,11 +125,9 @@
       <w:r>
         <w:t xml:space="preserve">How does sustainability literacy interact with measures of sustainability attitudes and </w:t>
       </w:r>
-      <w:proofErr w:type="spellStart"/>
-      <w:r>
-        <w:t>behaviour</w:t>
-      </w:r>
-      <w:proofErr w:type="spellEnd"/>
+      <w:r>
+        <w:t>behavior</w:t>
+      </w:r>
       <w:r>
         <w:t xml:space="preserve"> (Task 2, Section 4)?</w:t>
       </w:r>
@@ -157,11 +144,9 @@
       <w:r>
         <w:t xml:space="preserve">What should a large New Zealand retailer do about these literacy levels, attitudes and </w:t>
       </w:r>
-      <w:proofErr w:type="spellStart"/>
-      <w:r>
-        <w:t>behaviours</w:t>
-      </w:r>
-      <w:proofErr w:type="spellEnd"/>
+      <w:r>
+        <w:t>behaviors</w:t>
+      </w:r>
       <w:r>
         <w:t xml:space="preserve"> (Task 3, Section 6)?</w:t>
       </w:r>
@@ -192,21 +177,11 @@
         <w:jc w:val="both"/>
       </w:pPr>
       <w:r>
-        <w:t xml:space="preserve">New Zealand retailers face growing consumer expectations to operate sustainably. This report uses survey data from 1,042 New Zealanders collected in </w:t>
-      </w:r>
-      <w:proofErr w:type="spellStart"/>
-      <w:r>
-        <w:t>Perceptive’s</w:t>
-      </w:r>
-      <w:proofErr w:type="spellEnd"/>
-      <w:r>
-        <w:t xml:space="preserve"> July 2020 Omnibus survey (Perceptive, 2020a) to assess consumers’ self-reported sustainability literacy, to examine how literacy relates to sustainability attitudes and </w:t>
-      </w:r>
-      <w:proofErr w:type="spellStart"/>
-      <w:r>
-        <w:t>behaviour</w:t>
-      </w:r>
-      <w:proofErr w:type="spellEnd"/>
+        <w:t xml:space="preserve">New Zealand retailers face growing consumer expectations to operate sustainably. This report uses survey data from 1,042 New Zealanders collected in Perceptive’s July 2020 Omnibus survey (Perceptive, 2020a) to assess consumers’ self-reported sustainability literacy, to examine how literacy relates to sustainability attitudes and </w:t>
+      </w:r>
+      <w:r>
+        <w:t>behavior</w:t>
+      </w:r>
       <w:r>
         <w:t>, and to recommend actions for Countdown, one of the two retailers respondents most associated with sustainability.</w:t>
       </w:r>
@@ -219,11 +194,9 @@
       <w:r>
         <w:t xml:space="preserve">Self-reported literacy is moderate (3.47 on a 1-5 scale) and varies across subgroups: females score slightly higher than males, consumers aged 18-34 score higher than those aged 55 and over, while income differences are small. Literacy is strongly linked to attitudes and </w:t>
       </w:r>
-      <w:proofErr w:type="spellStart"/>
-      <w:r>
-        <w:t>behaviour</w:t>
-      </w:r>
-      <w:proofErr w:type="spellEnd"/>
+      <w:r>
+        <w:t>behavior</w:t>
+      </w:r>
       <w:r>
         <w:t>. Consumers with higher literacy rate every retail sustainability domain as more important, are twice as likely to buy sustainable products often (71% versus 36%), and are more than twice as likely to pay a premium for them (71% versus 22%).</w:t>
       </w:r>
@@ -236,19 +209,21 @@
       <w:r>
         <w:t xml:space="preserve">Five recommendations are made for Countdown, </w:t>
       </w:r>
-      <w:proofErr w:type="spellStart"/>
-      <w:r>
-        <w:t>centred</w:t>
-      </w:r>
-      <w:proofErr w:type="spellEnd"/>
+      <w:r>
+        <w:t>cent</w:t>
+      </w:r>
+      <w:r>
+        <w:t>r</w:t>
+      </w:r>
+      <w:r>
+        <w:t>ed</w:t>
+      </w:r>
       <w:r>
         <w:t xml:space="preserve"> on building customer literacy, keeping sustainable products affordable, and providing infrastructure such as packaging take-back that makes sustainable </w:t>
       </w:r>
-      <w:proofErr w:type="spellStart"/>
-      <w:r>
-        <w:t>behaviour</w:t>
-      </w:r>
-      <w:proofErr w:type="spellEnd"/>
+      <w:r>
+        <w:t>behavior</w:t>
+      </w:r>
       <w:r>
         <w:t xml:space="preserve"> easy for all customers.</w:t>
       </w:r>
@@ -270,15 +245,7 @@
         <w:jc w:val="both"/>
       </w:pPr>
       <w:r>
-        <w:t xml:space="preserve">Sustainability has moved from a peripheral concern to a central issue for New Zealand retailers, driven by regulation such as the 2019 plastic bag ban and by customers who increasingly </w:t>
-      </w:r>
-      <w:proofErr w:type="spellStart"/>
-      <w:r>
-        <w:t>scrutinise</w:t>
-      </w:r>
-      <w:proofErr w:type="spellEnd"/>
-      <w:r>
-        <w:t xml:space="preserve"> the environmental and social record of the brands they buy from </w:t>
+        <w:t xml:space="preserve">Sustainability has moved from a peripheral concern to a central issue for New Zealand retailers, driven by regulation such as the 2019 plastic bag ban and by customers who increasingly scrutinise the environmental and social record of the brands they buy from </w:t>
       </w:r>
       <w:r>
         <w:lastRenderedPageBreak/>
@@ -291,21 +258,11 @@
         <w:jc w:val="both"/>
       </w:pPr>
       <w:r>
-        <w:t xml:space="preserve">This report addresses that question using data from </w:t>
-      </w:r>
-      <w:proofErr w:type="spellStart"/>
-      <w:r>
-        <w:t>Perceptive’s</w:t>
-      </w:r>
-      <w:proofErr w:type="spellEnd"/>
-      <w:r>
-        <w:t xml:space="preserve"> July 2020 Omnibus survey of 1,042 New Zealanders, weighted to match the national population (Perceptive, 2020a, 2020b). Respondents rated nine statements measuring sustainability literacy, the importance of 25 retailer sustainability practices grouped into seven domains, their purchase </w:t>
-      </w:r>
-      <w:proofErr w:type="spellStart"/>
-      <w:r>
-        <w:t>behaviour</w:t>
-      </w:r>
-      <w:proofErr w:type="spellEnd"/>
+        <w:t xml:space="preserve">This report addresses that question using data from Perceptive’s July 2020 Omnibus survey of 1,042 New Zealanders, weighted to match the national population (Perceptive, 2020a, 2020b). Respondents rated nine statements measuring sustainability literacy, the importance of 25 retailer sustainability practices grouped into seven domains, their purchase </w:t>
+      </w:r>
+      <w:r>
+        <w:t>behavior</w:t>
+      </w:r>
       <w:r>
         <w:t xml:space="preserve"> and willingness to pay. Composites were compared across subgroups using t-tests and one-way analysis of variance (ANOVA).</w:t>
       </w:r>
@@ -327,7 +284,13 @@
         <w:jc w:val="both"/>
       </w:pPr>
       <w:r>
-        <w:t>Academic interest in sustainable retailing has grown rapidly. Jones et al. (2005) argued that retailers sit between producers and consumers and so carry particular responsibility for promoting sustainable consumption, while Ruiz-Real et al. (2018) document the global expansion of research linking sustainability with retail strategy.</w:t>
+        <w:t xml:space="preserve">Academic interest in sustainable retailing has grown rapidly. Jones et al. (2005) argued that retailers sit between producers and consumers and so carry </w:t>
+      </w:r>
+      <w:r>
+        <w:t>responsibility</w:t>
+      </w:r>
+      <w:r>
+        <w:t xml:space="preserve"> for promoting sustainable consumption, while Ruiz-Real et al. (2018) document the global expansion of research linking sustainability with retail strategy.</w:t>
       </w:r>
     </w:p>
     <w:p>
@@ -347,11 +310,9 @@
       <w:r>
         <w:t xml:space="preserve">Retailers themselves shape </w:t>
       </w:r>
-      <w:proofErr w:type="spellStart"/>
-      <w:r>
-        <w:t>behaviour</w:t>
-      </w:r>
-      <w:proofErr w:type="spellEnd"/>
+      <w:r>
+        <w:t>behavior</w:t>
+      </w:r>
       <w:r>
         <w:t xml:space="preserve">. Tsarenko et al. (2013) show that retailer initiatives and peer influences drive environmentally conscious consumption, and Kauppinen-Räisänen et al. (2014) show that environmental cues in </w:t>
       </w:r>
@@ -398,7 +359,13 @@
         <w:jc w:val="both"/>
       </w:pPr>
       <w:r>
-        <w:t>Table 1 and Figure 1 is the distribution of literacy among the subgroups. The mean level of literacy of the female respondents was 3.51, which was marginally but statistically higher than what was reported for the male (3.41) respondents (t(1038) = -2.36, p = .019). Age is more clearly differentiated, with the 18-34 age group averaging 3.59 and the 55 and over group at 3.37 (F(2,1038) = 8.50, p &lt; .001).</w:t>
+        <w:t xml:space="preserve">Table 1 and Figure 1 </w:t>
+      </w:r>
+      <w:r>
+        <w:t>shows</w:t>
+      </w:r>
+      <w:r>
+        <w:t xml:space="preserve"> the distribution of literacy among the subgroups. The mean level of literacy of the female respondents was 3.51, which was marginally but statistically higher than what was reported for the male (3.41) respondents (t(1038) = -2.36, p = .019). Age is more clearly differentiated, with the 18-34 age group averaging 3.59 and the 55 and over group at 3.37 (F(2,1038) = 8.50, p &lt; .001).</w:t>
       </w:r>
       <w:r>
         <w:t xml:space="preserve"> </w:t>
@@ -1464,9 +1431,9 @@
     </w:tbl>
     <w:p>
       <w:pPr>
-        <w:spacing w:before="60" w:after="160" w:line="276" w:lineRule="auto"/>
-      </w:pPr>
-      <w:r>
+        <w:keepNext/>
+        <w:spacing w:before="160" w:after="40"/>
+        <w:jc w:val="center"/>
         <w:rPr>
           <w:i/>
           <w:iCs/>
@@ -1474,8 +1441,7 @@
           <w:sz w:val="19"/>
           <w:szCs w:val="19"/>
         </w:rPr>
-        <w:t>Note: t-test compares females with males; ANOVAs compare groups within each block; “rather not say” income excluded.</w:t>
-      </w:r>
+      </w:pPr>
     </w:p>
     <w:p>
       <w:pPr>
@@ -1566,12 +1532,10 @@
         <w:lastRenderedPageBreak/>
         <w:t xml:space="preserve">4.0 Literacy, Attitudes and </w:t>
       </w:r>
-      <w:proofErr w:type="spellStart"/>
-      <w:r>
-        <w:t>Behaviour</w:t>
-      </w:r>
       <w:bookmarkEnd w:id="5"/>
-      <w:proofErr w:type="spellEnd"/>
+      <w:r>
+        <w:t>Behavior</w:t>
+      </w:r>
     </w:p>
     <w:p>
       <w:pPr>
@@ -1588,7 +1552,19 @@
         <w:jc w:val="both"/>
       </w:pPr>
       <w:r>
-        <w:t>Table 2 and Figure 2 show strikingly consistent results. Consumers with higher literacy rate all seven retail sustainability domains as more important, every difference significant at p &lt; .001. The gap is widest for the customer domain (4.37 versus 3.67) — opportunities to act, traceability and ethical products — followed by the societal domain (3.85 versus 3.19). The employee domain is rated most important by both groups (4.52 and 4.11).</w:t>
+        <w:t xml:space="preserve">Table 2 and Figure 2 show strikingly consistent results. Consumers with higher literacy rate all seven retail sustainability domains as more important, every difference significant at p &lt; .001. The gap is widest for the customer domain (4.37 versus </w:t>
+      </w:r>
+      <w:r>
+        <w:t>3.67)</w:t>
+      </w:r>
+      <w:r>
+        <w:t xml:space="preserve"> opportunities to act, traceability and ethical products</w:t>
+      </w:r>
+      <w:r>
+        <w:t>.</w:t>
+      </w:r>
+      <w:r>
+        <w:t xml:space="preserve"> followed by the societal domain (3.85 versus 3.19). The employee domain is rated most important by both groups (4.52 and 4.11).</w:t>
       </w:r>
     </w:p>
     <w:p>
@@ -1606,7 +1582,6 @@
         </w:rPr>
         <w:t xml:space="preserve">Table 2: Importance, </w:t>
       </w:r>
-      <w:proofErr w:type="spellStart"/>
       <w:r>
         <w:rPr>
           <w:b/>
@@ -1614,9 +1589,8 @@
           <w:sz w:val="21"/>
           <w:szCs w:val="21"/>
         </w:rPr>
-        <w:t>behaviour</w:t>
-      </w:r>
-      <w:proofErr w:type="spellEnd"/>
+        <w:t>behavior</w:t>
+      </w:r>
       <w:r>
         <w:rPr>
           <w:b/>
@@ -3279,9 +3253,8 @@
     </w:tbl>
     <w:p>
       <w:pPr>
-        <w:spacing w:before="60" w:after="160" w:line="276" w:lineRule="auto"/>
-      </w:pPr>
-      <w:r>
+        <w:spacing w:after="160"/>
+        <w:jc w:val="both"/>
         <w:rPr>
           <w:i/>
           <w:iCs/>
@@ -3289,30 +3262,7 @@
           <w:sz w:val="19"/>
           <w:szCs w:val="19"/>
         </w:rPr>
-        <w:t xml:space="preserve">Note: higher n = 511, lower n = 531; “how often buys” excludes 301 “don’t know” responses (n = 429 and 312; </w:t>
-      </w:r>
-      <w:proofErr w:type="spellStart"/>
-      <w:r>
-        <w:rPr>
-          <w:i/>
-          <w:iCs/>
-          <w:color w:val="444444"/>
-          <w:sz w:val="19"/>
-          <w:szCs w:val="19"/>
-        </w:rPr>
-        <w:t>df</w:t>
-      </w:r>
-      <w:proofErr w:type="spellEnd"/>
-      <w:r>
-        <w:rPr>
-          <w:i/>
-          <w:iCs/>
-          <w:color w:val="444444"/>
-          <w:sz w:val="19"/>
-          <w:szCs w:val="19"/>
-        </w:rPr>
-        <w:t xml:space="preserve"> = 739, otherwise 1,040).</w:t>
-      </w:r>
+      </w:pPr>
     </w:p>
     <w:p>
       <w:pPr>
@@ -3335,7 +3285,13 @@
         <w:t xml:space="preserve"> </w:t>
       </w:r>
       <w:r>
-        <w:t>Higher-literacy respondents buy sustainable products more often (3.95 versus 3.14, t(739) = 11.54, p &lt; .001): 71% buy often against 36%. They are also far more willing to pay a premium (3.76 versus 2.86; 71% versus 22%), and more supportive of packaging take-back (4.13 versus 3.48) and bottle deposits (4.48 versus 3.97).</w:t>
+        <w:t xml:space="preserve">Higher-literacy respondents buy sustainable products more often (3.95 versus 3.14, t(739) = 11.54, p &lt; .001): 71% buy often against 36%. They are </w:t>
+      </w:r>
+      <w:r>
+        <w:t>also</w:t>
+      </w:r>
+      <w:r>
+        <w:t xml:space="preserve"> more willing to pay a premium (3.76 versus 2.86; 71% versus 22%), and more supportive of packaging take-back (4.13 versus 3.48) and bottle deposits (4.48 versus 3.97).</w:t>
       </w:r>
     </w:p>
     <w:p>
@@ -3403,7 +3359,6 @@
         </w:rPr>
         <w:t xml:space="preserve">Figure 2: Domain importance and </w:t>
       </w:r>
-      <w:proofErr w:type="spellStart"/>
       <w:r>
         <w:rPr>
           <w:i/>
@@ -3411,9 +3366,8 @@
           <w:sz w:val="21"/>
           <w:szCs w:val="21"/>
         </w:rPr>
-        <w:t>behaviour</w:t>
-      </w:r>
-      <w:proofErr w:type="spellEnd"/>
+        <w:t>behavior</w:t>
+      </w:r>
       <w:r>
         <w:rPr>
           <w:i/>
@@ -3446,11 +3400,9 @@
       <w:r>
         <w:t xml:space="preserve">The association also runs from </w:t>
       </w:r>
-      <w:proofErr w:type="spellStart"/>
-      <w:r>
-        <w:t>behaviour</w:t>
-      </w:r>
-      <w:proofErr w:type="spellEnd"/>
+      <w:r>
+        <w:t>behavior</w:t>
+      </w:r>
       <w:r>
         <w:t xml:space="preserve"> to attitudes: customer domain importance rises from 3.19 among those who never buy sustainable products to 4.38 among the most frequent buyers (F(4,736) = 23.71, p &lt; .001; Appendix B), consistent with knowledge and engagement reinforcing each other (Meise et al., 2014; Moser, 2016). As cross-sectional data, these results establish association, not causation.</w:t>
       </w:r>
@@ -3472,15 +3424,13 @@
         <w:jc w:val="both"/>
       </w:pPr>
       <w:r>
-        <w:t xml:space="preserve">Several features of the data affect confidence. The sample came from </w:t>
-      </w:r>
-      <w:proofErr w:type="spellStart"/>
-      <w:r>
-        <w:t>Perceptive’s</w:t>
-      </w:r>
-      <w:proofErr w:type="spellEnd"/>
-      <w:r>
-        <w:t xml:space="preserve"> national online panel, weighted to census figures for gender, age and region (Perceptive, 2020b), so it is broadly representative, though online panels under-represent people without internet access; further breakdowns appear in the crosstabs (Perceptive, 2020c). Literacy is self-reported, measuring perceived rather than tested understanding, and the July 2020 timing, a year after the plastic bag ban and during the COVID-19 pandemic, may have heightened environmental awareness. The 301 respondents (29%) answering “don’t know” to the purchase-frequency question were excluded from that analysis. Finally, the cross-sectional design supports association, not causation.</w:t>
+        <w:t xml:space="preserve">Several features of the data affect confidence. The sample came from Perceptive’s national online panel, weighted to census figures for gender, age and region (Perceptive, 2020b), so it is broadly representative, though online panels under-represent people without internet access; further breakdowns appear in the crosstabs (Perceptive, 2020c). Literacy is self-reported, measuring perceived rather than tested understanding, and the July 2020 timing, a year after the plastic bag ban and during the COVID-19 pandemic, may have heightened environmental awareness. The 301 respondents (29%) answering “don’t know” to the purchase-frequency question were excluded from that analysis. Finally, </w:t>
+      </w:r>
+      <w:r>
+        <w:t>cross</w:t>
+      </w:r>
+      <w:r>
+        <w:t>-sectional design supports association, not causation.</w:t>
       </w:r>
     </w:p>
     <w:p>
@@ -3500,15 +3450,7 @@
         <w:jc w:val="both"/>
       </w:pPr>
       <w:r>
-        <w:t xml:space="preserve">Countdown (Woolworths New Zealand) is the recommended client: it and The Warehouse were the retailers most recalled when respondents thought of sustainability (about 90 mentions each, far ahead of any other retailer), matching </w:t>
-      </w:r>
-      <w:proofErr w:type="spellStart"/>
-      <w:r>
-        <w:t>Perceptive’s</w:t>
-      </w:r>
-      <w:proofErr w:type="spellEnd"/>
-      <w:r>
-        <w:t xml:space="preserve"> (2020b) findings, and Countdown is the better fit because the survey captures everyday grocery purchasing. Treating respondents as Countdown’s potential customers, five actions follow.</w:t>
+        <w:t>Countdown (Woolworths New Zealand) is the recommended client: it and The Warehouse were the retailers most recalled when respondents thought of sustainability (about 90 mentions each, far ahead of any other retailer), matching Perceptive’s (2020b) findings, and Countdown is the better fit because the survey captures everyday grocery purchasing. Treating respondents as Countdown’s potential customers, five actions follow.</w:t>
       </w:r>
     </w:p>
     <w:p>
@@ -3541,17 +3483,27 @@
       <w:r>
         <w:t xml:space="preserve">iteracy is the most effective identifier of people’s attitudes and </w:t>
       </w:r>
-      <w:proofErr w:type="spellStart"/>
-      <w:r>
-        <w:t>behaviour</w:t>
-      </w:r>
-      <w:proofErr w:type="spellEnd"/>
-      <w:r>
-        <w:t xml:space="preserve">, and that the customer segment exhibits the largest </w:t>
+      <w:r>
+        <w:t>behavior</w:t>
+      </w:r>
+      <w:r>
+        <w:t xml:space="preserve">, </w:t>
+      </w:r>
+      <w:r>
+        <w:t>and</w:t>
+      </w:r>
+      <w:r>
+        <w:t xml:space="preserve"> the customer segment exhibits the largest difference. </w:t>
       </w:r>
       <w:r>
         <w:lastRenderedPageBreak/>
-        <w:t>difference. Shelf-edge labels, easy-to-understand icons, and QR codes that connect to “farm-to-fork” traceability would be of interest to the 30% of consumers who opted for traceability, because people tend to value the information they are able to understand (Meise et al., 2014).</w:t>
+        <w:t xml:space="preserve">Shelf-edge labels, easy-to-understand icons, and QR codes that connect to “farm-to-fork” traceability would be of interest to the 30% of consumers who opted for traceability, because people tend to value the information they </w:t>
+      </w:r>
+      <w:r>
+        <w:t>can</w:t>
+      </w:r>
+      <w:r>
+        <w:t xml:space="preserve"> understand (Meise et al., 2014).</w:t>
       </w:r>
     </w:p>
     <w:p>
@@ -3663,15 +3615,25 @@
         <w:jc w:val="both"/>
       </w:pPr>
       <w:r>
-        <w:t xml:space="preserve">The report examined the sustainability knowledge of New Zealand consumers their attitudes and </w:t>
-      </w:r>
-      <w:proofErr w:type="spellStart"/>
-      <w:r>
-        <w:t>behaviours</w:t>
-      </w:r>
-      <w:proofErr w:type="spellEnd"/>
-      <w:r>
-        <w:t xml:space="preserve"> and the implications for a major retailer. Literacy is average and unevenly spread: it is higher among women and among the youngest consumers, with no link to household income. Where literacy rates are higher consumers are more concerned about each aspect of retailer sustainability and are twice as likely to take action. At Countdown it is about turning the goodwill created through awareness into literacy and action through education, affordable ranges and take-back infrastructure and cementing its position as one of the most sustainability minded of the New Zealand supermarkets.</w:t>
+        <w:t>The report examined the sustainability knowledge of New Zealand consumers</w:t>
+      </w:r>
+      <w:r>
+        <w:t>,</w:t>
+      </w:r>
+      <w:r>
+        <w:t xml:space="preserve"> their attitudes and </w:t>
+      </w:r>
+      <w:r>
+        <w:t>behaviors</w:t>
+      </w:r>
+      <w:r>
+        <w:t xml:space="preserve"> and the implications for a major retailer. Literacy is average and unevenly spread: it is higher among women and among the youngest consumers, with no link to household income. Where literacy rates are higher consumers are more concerned about each aspect of retailer sustainability and are twice as likely to </w:t>
+      </w:r>
+      <w:r>
+        <w:t>act</w:t>
+      </w:r>
+      <w:r>
+        <w:t>. At Countdown it is about turning the goodwill created through awareness into literacy and action through education, affordable ranges and take-back infrastructure and cementing its position as one of the most sustainability minded of the New Zealand supermarkets.</w:t>
       </w:r>
     </w:p>
     <w:p>
@@ -3793,39 +3755,7 @@
           <w:sz w:val="20"/>
           <w:szCs w:val="22"/>
         </w:rPr>
-        <w:t xml:space="preserve">Kauppinen-Räisänen, H., </w:t>
-      </w:r>
-      <w:proofErr w:type="spellStart"/>
-      <w:r>
-        <w:rPr>
-          <w:sz w:val="20"/>
-          <w:szCs w:val="22"/>
-        </w:rPr>
-        <w:t>Rindell</w:t>
-      </w:r>
-      <w:proofErr w:type="spellEnd"/>
-      <w:r>
-        <w:rPr>
-          <w:sz w:val="20"/>
-          <w:szCs w:val="22"/>
-        </w:rPr>
-        <w:t xml:space="preserve">, A., &amp; Åberg, C. (2014). Conveying conscientiousness: Exploring environmental images across </w:t>
-      </w:r>
-      <w:proofErr w:type="spellStart"/>
-      <w:r>
-        <w:rPr>
-          <w:sz w:val="20"/>
-          <w:szCs w:val="22"/>
-        </w:rPr>
-        <w:t>servicescapes</w:t>
-      </w:r>
-      <w:proofErr w:type="spellEnd"/>
-      <w:r>
-        <w:rPr>
-          <w:sz w:val="20"/>
-          <w:szCs w:val="22"/>
-        </w:rPr>
-        <w:t xml:space="preserve">. </w:t>
+        <w:t xml:space="preserve">Kauppinen-Räisänen, H., Rindell, A., &amp; Åberg, C. (2014). Conveying conscientiousness: Exploring environmental images across servicescapes. </w:t>
       </w:r>
       <w:r>
         <w:rPr>
@@ -4000,23 +3930,7 @@
           <w:sz w:val="20"/>
           <w:szCs w:val="22"/>
         </w:rPr>
-        <w:t xml:space="preserve">. Data </w:t>
-      </w:r>
-      <w:proofErr w:type="spellStart"/>
-      <w:r>
-        <w:rPr>
-          <w:sz w:val="20"/>
-          <w:szCs w:val="22"/>
-        </w:rPr>
-        <w:t>analysed</w:t>
-      </w:r>
-      <w:proofErr w:type="spellEnd"/>
-      <w:r>
-        <w:rPr>
-          <w:sz w:val="20"/>
-          <w:szCs w:val="22"/>
-        </w:rPr>
-        <w:t xml:space="preserve"> and provided by Perceptive Research Ltd.</w:t>
+        <w:t>. Data analysed and provided by Perceptive Research Ltd.</w:t>
       </w:r>
     </w:p>
     <w:p>
@@ -4065,23 +3979,7 @@
           <w:sz w:val="20"/>
           <w:szCs w:val="22"/>
         </w:rPr>
-        <w:t xml:space="preserve">Ruiz-Real, J. L., Uribe-Toril, J., </w:t>
-      </w:r>
-      <w:proofErr w:type="spellStart"/>
-      <w:r>
-        <w:rPr>
-          <w:sz w:val="20"/>
-          <w:szCs w:val="22"/>
-        </w:rPr>
-        <w:t>Gázquez</w:t>
-      </w:r>
-      <w:proofErr w:type="spellEnd"/>
-      <w:r>
-        <w:rPr>
-          <w:sz w:val="20"/>
-          <w:szCs w:val="22"/>
-        </w:rPr>
-        <w:t xml:space="preserve">-Abad, J. C., &amp; de Pablo Valenciano, J. (2018). Sustainability and retail: Analysis of global research. </w:t>
+        <w:t xml:space="preserve">Ruiz-Real, J. L., Uribe-Toril, J., Gázquez-Abad, J. C., &amp; de Pablo Valenciano, J. (2018). Sustainability and retail: Analysis of global research. </w:t>
       </w:r>
       <w:r>
         <w:rPr>
@@ -4209,23 +4107,7 @@
           <w:sz w:val="20"/>
           <w:szCs w:val="22"/>
         </w:rPr>
-        <w:t xml:space="preserve">Wei, S., Ang, T., &amp; </w:t>
-      </w:r>
-      <w:proofErr w:type="spellStart"/>
-      <w:r>
-        <w:rPr>
-          <w:sz w:val="20"/>
-          <w:szCs w:val="22"/>
-        </w:rPr>
-        <w:t>Jancenelle</w:t>
-      </w:r>
-      <w:proofErr w:type="spellEnd"/>
-      <w:r>
-        <w:rPr>
-          <w:sz w:val="20"/>
-          <w:szCs w:val="22"/>
-        </w:rPr>
-        <w:t xml:space="preserve">, V. E. (2018). Willingness to pay more for green products: The interplay of consumer characteristics and customer participation. </w:t>
+        <w:t xml:space="preserve">Wei, S., Ang, T., &amp; Jancenelle, V. E. (2018). Willingness to pay more for green products: The interplay of consumer characteristics and customer participation. </w:t>
       </w:r>
       <w:r>
         <w:rPr>
@@ -4878,23 +4760,7 @@
                 <w:sz w:val="21"/>
                 <w:szCs w:val="21"/>
               </w:rPr>
-              <w:t>P(</w:t>
-            </w:r>
-            <w:proofErr w:type="spellStart"/>
-            <w:r>
-              <w:rPr>
-                <w:sz w:val="21"/>
-                <w:szCs w:val="21"/>
-              </w:rPr>
-              <w:t>T≤t</w:t>
-            </w:r>
-            <w:proofErr w:type="spellEnd"/>
-            <w:r>
-              <w:rPr>
-                <w:sz w:val="21"/>
-                <w:szCs w:val="21"/>
-              </w:rPr>
-              <w:t>) one-tail</w:t>
+              <w:t>P(T≤t) one-tail</w:t>
             </w:r>
           </w:p>
         </w:tc>
@@ -5032,23 +4898,7 @@
                 <w:sz w:val="21"/>
                 <w:szCs w:val="21"/>
               </w:rPr>
-              <w:t>P(</w:t>
-            </w:r>
-            <w:proofErr w:type="spellStart"/>
-            <w:r>
-              <w:rPr>
-                <w:sz w:val="21"/>
-                <w:szCs w:val="21"/>
-              </w:rPr>
-              <w:t>T≤t</w:t>
-            </w:r>
-            <w:proofErr w:type="spellEnd"/>
-            <w:r>
-              <w:rPr>
-                <w:sz w:val="21"/>
-                <w:szCs w:val="21"/>
-              </w:rPr>
-              <w:t>) two-tail</w:t>
+              <w:t>P(T≤t) two-tail</w:t>
             </w:r>
           </w:p>
         </w:tc>
@@ -5176,51 +5026,7 @@
           <w:sz w:val="19"/>
           <w:szCs w:val="19"/>
         </w:rPr>
-        <w:t xml:space="preserve">Source: Perceptive (2020a) data </w:t>
-      </w:r>
-      <w:proofErr w:type="spellStart"/>
-      <w:r>
-        <w:rPr>
-          <w:i/>
-          <w:iCs/>
-          <w:color w:val="444444"/>
-          <w:sz w:val="19"/>
-          <w:szCs w:val="19"/>
-        </w:rPr>
-        <w:t>analysed</w:t>
-      </w:r>
-      <w:proofErr w:type="spellEnd"/>
-      <w:r>
-        <w:rPr>
-          <w:i/>
-          <w:iCs/>
-          <w:color w:val="444444"/>
-          <w:sz w:val="19"/>
-          <w:szCs w:val="19"/>
-        </w:rPr>
-        <w:t xml:space="preserve"> in Excel (Analysis </w:t>
-      </w:r>
-      <w:proofErr w:type="spellStart"/>
-      <w:r>
-        <w:rPr>
-          <w:i/>
-          <w:iCs/>
-          <w:color w:val="444444"/>
-          <w:sz w:val="19"/>
-          <w:szCs w:val="19"/>
-        </w:rPr>
-        <w:t>ToolPak</w:t>
-      </w:r>
-      <w:proofErr w:type="spellEnd"/>
-      <w:r>
-        <w:rPr>
-          <w:i/>
-          <w:iCs/>
-          <w:color w:val="444444"/>
-          <w:sz w:val="19"/>
-          <w:szCs w:val="19"/>
-        </w:rPr>
-        <w:t xml:space="preserve"> layout).</w:t>
+        <w:t>Source: Perceptive (2020a) data analysed in Excel (Analysis ToolPak layout).</w:t>
       </w:r>
     </w:p>
     <w:p>
@@ -5796,7 +5602,6 @@
               <w:spacing w:line="276" w:lineRule="auto"/>
               <w:jc w:val="center"/>
             </w:pPr>
-            <w:proofErr w:type="spellStart"/>
             <w:r>
               <w:rPr>
                 <w:b/>
@@ -5806,7 +5611,6 @@
               </w:rPr>
               <w:t>df</w:t>
             </w:r>
-            <w:proofErr w:type="spellEnd"/>
           </w:p>
         </w:tc>
         <w:tc>
@@ -6959,7 +6763,6 @@
               <w:spacing w:line="276" w:lineRule="auto"/>
               <w:jc w:val="center"/>
             </w:pPr>
-            <w:proofErr w:type="spellStart"/>
             <w:r>
               <w:rPr>
                 <w:b/>
@@ -6969,7 +6772,6 @@
               </w:rPr>
               <w:t>df</w:t>
             </w:r>
-            <w:proofErr w:type="spellEnd"/>
           </w:p>
         </w:tc>
         <w:tc>
@@ -8322,7 +8124,6 @@
               <w:spacing w:line="276" w:lineRule="auto"/>
               <w:jc w:val="center"/>
             </w:pPr>
-            <w:proofErr w:type="spellStart"/>
             <w:r>
               <w:rPr>
                 <w:b/>
@@ -8332,7 +8133,6 @@
               </w:rPr>
               <w:t>df</w:t>
             </w:r>
-            <w:proofErr w:type="spellEnd"/>
           </w:p>
         </w:tc>
         <w:tc>
@@ -9685,7 +9485,6 @@
               <w:spacing w:line="276" w:lineRule="auto"/>
               <w:jc w:val="center"/>
             </w:pPr>
-            <w:proofErr w:type="spellStart"/>
             <w:r>
               <w:rPr>
                 <w:b/>
@@ -9695,7 +9494,6 @@
               </w:rPr>
               <w:t>df</w:t>
             </w:r>
-            <w:proofErr w:type="spellEnd"/>
           </w:p>
         </w:tc>
         <w:tc>
@@ -11054,6 +10852,7 @@
   <w:style w:type="character" w:default="1" w:styleId="DefaultParagraphFont">
     <w:name w:val="Default Paragraph Font"/>
     <w:uiPriority w:val="1"/>
+    <w:semiHidden/>
     <w:unhideWhenUsed/>
   </w:style>
   <w:style w:type="table" w:default="1" w:styleId="TableNormal">
